--- a/Kim11-2-11-Titrasyon.docx
+++ b/Kim11-2-11-Titrasyon.docx
@@ -72,7 +72,7 @@
                 <w:rFonts w:ascii="Times New Roman" w:hAnsi="Times New Roman" w:cs="Times New Roman"/>
                 <w:lang w:val="tr-TR"/>
               </w:rPr>
-              <w:t xml:space="preserve">GÖRSEL ALANI (Shutterstock’tan seçilecek)</w:t>
+              <w:t xml:space="preserve">GÖRSEL ALANI (Shutterstock)</w:t>
             </w:r>
           </w:p>
           <w:p>
@@ -104,23 +104,7 @@
                 <w:rFonts w:ascii="Times New Roman" w:hAnsi="Times New Roman" w:cs="Times New Roman"/>
                 <w:lang w:val="tr-TR"/>
               </w:rPr>
-              <w:t xml:space="preserve">Shutterstock arama: “titration burette erlenmeyer flask phenolphthalein”</w:t>
-            </w:r>
-          </w:p>
-          <w:p>
-            <w:pPr>
-              <w:jc w:val="both"/>
-              <w:rPr>
-                <w:rFonts w:ascii="Times New Roman" w:hAnsi="Times New Roman" w:cs="Times New Roman"/>
-                <w:lang w:val="tr-TR"/>
-              </w:rPr>
-            </w:pPr>
-            <w:r>
-              <w:rPr>
-                <w:rFonts w:ascii="Times New Roman" w:hAnsi="Times New Roman" w:cs="Times New Roman"/>
-                <w:lang w:val="tr-TR"/>
-              </w:rPr>
-              <w:t xml:space="preserve">Shutter ID: ……………</w:t>
+              <w:t xml:space="preserve">Shutter ID: 663997309 (fotoğraf) — Acid-base titration, burette and Erlenmeyer flask with pink solution</w:t>
             </w:r>
           </w:p>
         </w:tc>
@@ -864,7 +848,7 @@
                 <w:rFonts w:ascii="Times New Roman" w:hAnsi="Times New Roman" w:cs="Times New Roman"/>
                 <w:lang w:val="tr-TR"/>
               </w:rPr>
-              <w:t xml:space="preserve">GÖRSEL ALANI (Shutterstock’tan seçilecek)</w:t>
+              <w:t xml:space="preserve">GÖRSEL ALANI (Shutterstock)</w:t>
             </w:r>
           </w:p>
           <w:p>
@@ -896,23 +880,7 @@
                 <w:rFonts w:ascii="Times New Roman" w:hAnsi="Times New Roman" w:cs="Times New Roman"/>
                 <w:lang w:val="tr-TR"/>
               </w:rPr>
-              <w:t xml:space="preserve">Shutterstock arama: “titration setup diagram labeled vector”</w:t>
-            </w:r>
-          </w:p>
-          <w:p>
-            <w:pPr>
-              <w:jc w:val="both"/>
-              <w:rPr>
-                <w:rFonts w:ascii="Times New Roman" w:hAnsi="Times New Roman" w:cs="Times New Roman"/>
-                <w:lang w:val="tr-TR"/>
-              </w:rPr>
-            </w:pPr>
-            <w:r>
-              <w:rPr>
-                <w:rFonts w:ascii="Times New Roman" w:hAnsi="Times New Roman" w:cs="Times New Roman"/>
-                <w:lang w:val="tr-TR"/>
-              </w:rPr>
-              <w:t xml:space="preserve">Shutter ID: ……………</w:t>
+              <w:t xml:space="preserve">Shutter ID: 1610704996 (vektör) — Titration labeled educational chemistry scheme</w:t>
             </w:r>
           </w:p>
         </w:tc>

--- a/Kim11-2-11-Titrasyon.docx
+++ b/Kim11-2-11-Titrasyon.docx
@@ -36,7 +36,7 @@
           <w:rFonts w:ascii="Times New Roman" w:hAnsi="Times New Roman" w:cs="Times New Roman"/>
           <w:lang w:val="tr-TR"/>
         </w:rPr>
-        <w:t xml:space="preserve">Bir kalite kontrol laboratuvarında çalışan kimyager, bir temizlik ürününün etiketinde yazan derişim değerinin doğru olup olmadığını kontrol etmek ister. Ürünün içindeki asit ya da bazın derişimini belirlemek için derişimi tam olarak bilinen bir çözeltiyi büretten damla damla ekler ve çözeltinin rengi değiştiği anda eklemeyi durdurur (Görsel A). Peki derişimi bilinmeyen bir asit ya da baz çözeltisinin derişimi bu şekilde nasıl belirlenebilir? Bunun için hangi araç gereçlere ve hesaplamalara ihtiyaç vardır? Bir etkinlik yaparak keşfediniz.</w:t>
+        <w:t xml:space="preserve">Bir kalite kontrol laboratuvarında çalışan kimyager, bir temizlik ürününün etiketinde yazan derişim değerinin doğru olup olmadığını kontrol etmek ister. Ürünün içindeki asit ya da bazın derişimini belirlemek için derişimi tam olarak bilinen bir çözeltiyi büretten damla damla ekler ve çözeltinin rengi değiştiği anda eklemeyi durdurur (Görsel A). Peki elimizdeki bir asit ya da baz çözeltisinin derişimini bilmiyorsak bunu nasıl bulabiliriz? Bunun için hangi araç gereçlere ve hesaplamalara ihtiyaç vardır? Bir etkinlik yaparak keşfediniz.</w:t>
       </w:r>
     </w:p>
     <w:tbl>
@@ -2242,7 +2242,7 @@
           <w:rFonts w:ascii="Times New Roman" w:hAnsi="Times New Roman" w:cs="Times New Roman"/>
           <w:lang w:val="tr-TR"/>
         </w:rPr>
-        <w:t xml:space="preserve">Derişimi bilinen bir çözelti kullanılarak derişimi bilinmeyen bir çözeltinin derişiminin belirlenmesi işlemine </w:t>
+        <w:t xml:space="preserve">Bir çözeltideki asit ya da baz miktarını, derişimi tam olarak bilinen başka bir çözeltiyle tepkimeye sokarak bulma yöntemine </w:t>
       </w:r>
       <w:r>
         <w:rPr>
@@ -2290,7 +2290,7 @@
           <w:rFonts w:ascii="Times New Roman" w:hAnsi="Times New Roman" w:cs="Times New Roman"/>
           <w:lang w:val="tr-TR"/>
         </w:rPr>
-        <w:t xml:space="preserve">, eklenen çözeltinin hacmini 0,1 mL duyarlılıkla ölçmeyi sağlayan, alt ucunda musluk bulunan dereceli bir cam borudur.</w:t>
+        <w:t xml:space="preserve">, eklenen çözeltinin hacmini 0,1 mL duyarlılıkla ölçmeyi sağlayan, alt ucunda musluk bulunan dereceli bir cam borudur. Titrasyonlar, gerçekleşen tepkimenin türüne göre asit-baz, çöktürme ve redoks (indirgenme-yükseltgenme) titrasyonları olarak sınıflandırılır. Bu bölümde kuvvetli asit-kuvvetli baz titrasyonları incelenecektir.</w:t>
       </w:r>
     </w:p>
     <w:p>
@@ -2352,7 +2352,7 @@
           <w:rFonts w:ascii="Times New Roman" w:hAnsi="Times New Roman" w:cs="Times New Roman"/>
           <w:lang w:val="tr-TR"/>
         </w:rPr>
-        <w:t xml:space="preserve"> denir. Kuvvetli asit-kuvvetli baz titrasyonlarında eş değerlik noktasında çözelti nötrdür ve 25 °C’de pH değeri 7’dir. İndikatörün renk değiştirdiği ve titrasyonun sonlandırıldığı noktaya ise </w:t>
+        <w:t xml:space="preserve"> denir. Kuvvetli bir asit kuvvetli bir bazla titre edildiğinde eş değerlik noktasındaki çözelti nötrdür ve 25 °C’de pH değeri 7’dir. İndikatörün renk değiştirdiği ve titrasyonun sonlandırıldığı noktaya ise </w:t>
       </w:r>
       <w:r>
         <w:rPr>
@@ -2368,7 +2368,7 @@
           <w:rFonts w:ascii="Times New Roman" w:hAnsi="Times New Roman" w:cs="Times New Roman"/>
           <w:lang w:val="tr-TR"/>
         </w:rPr>
-        <w:t xml:space="preserve"> (titrasyonun bitiş noktası) denir. Uygun indikatör seçildiğinde dönüm noktası eş değerlik noktasına çok yakın olur.</w:t>
+        <w:t xml:space="preserve"> (titrasyonun bitiş noktası) denir. Eş değerlik noktası hesaplanabilen kuramsal bir noktadır; doğrudan gözlenemez. Deneyde gözlenen ise dönüm noktasıdır. Uygun indikatör seçildiğinde dönüm noktası eş değerlik noktasına çok yakın olur ve aradaki hacim farkı bir damladan bile küçük olduğu için hesaplamalarda dönüm noktasında harcanan hacim kullanılır.</w:t>
       </w:r>
     </w:p>
     <w:p>
@@ -2400,7 +2400,7 @@
           <w:rFonts w:ascii="Times New Roman" w:hAnsi="Times New Roman" w:cs="Times New Roman"/>
           <w:lang w:val="tr-TR"/>
         </w:rPr>
-        <w:t xml:space="preserve"> denir. Grafik A’da 25,0 mL 0,100 M HCl çözeltisinin 0,100 M NaOH çözeltisi ile titrasyonuna ait titrasyon eğrisi verilmiştir. Başlangıçta pH değeri yavaş artar. Eş değerlik noktasına yaklaşıldığında tek bir damla bazın eklenmesi pH’ı birkaç birim değiştirir; eğri neredeyse dikey hâle gelir. Örneğin eklenen NaOH hacmi 24,9 mL iken pH yaklaşık 3,7, 25,1 mL iken yaklaşık 10,3’tür. Bu dik bölge fenolftaleinin (pH 8,2-10,0) ve metil oranjın (pH 3,1-4,4) dönüm aralıklarını kapsadığı için her iki indikatör de kuvvetli asit-kuvvetli baz titrasyonlarında kullanılabilir.</w:t>
+        <w:t xml:space="preserve"> denir. Grafik A’da 25,0 mL 0,100 M HCl çözeltisinin 0,100 M NaOH çözeltisi ile titrasyonuna ait titrasyon eğrisi verilmiştir. Başlangıçta pH değeri yavaş artar. Eş değerlik noktasına yaklaşıldığında tek bir damla bazın eklenmesi pH’ı birkaç birim değiştirir; eğri neredeyse dikey hâle gelir. Örneğin eklenen NaOH hacmi 24,9 mL iken pH yaklaşık 3,7, 25,1 mL iken yaklaşık 10,3’tür. Bu dik bölge fenolftaleinin (pH 8,2-10,0) ve metil oranjın (pH 3,1-4,4) dönüm aralıklarını kapsadığı için her iki indikatör de kuvvetli asit-kuvvetli baz titrasyonlarında kullanılabilir. Renk değiştirme aralığı eş değerlik noktasına en yakın olan bromtimol mavisi (pH 6,0-7,6) de uygun bir seçimdir. Genel olarak indikatör, renk değiştirme aralığı titrasyon eğrisinin dik bölgesine düşecek şekilde seçilmelidir.</w:t>
       </w:r>
     </w:p>
     <w:p xmlns:a="http://schemas.openxmlformats.org/drawingml/2006/main" xmlns:pic="http://schemas.openxmlformats.org/drawingml/2006/picture">
@@ -2740,7 +2740,7 @@
           <w:bCs/>
           <w:lang w:val="tr-TR"/>
         </w:rPr>
-        <w:t xml:space="preserve">Örnek-Çözüm Atölyesi 2.20.</w:t>
+        <w:t xml:space="preserve">Örnek-Çözüm Atölyesi 2.1.</w:t>
       </w:r>
     </w:p>
     <w:p>
@@ -2988,7 +2988,7 @@
           <w:bCs/>
           <w:lang w:val="tr-TR"/>
         </w:rPr>
-        <w:t xml:space="preserve">Örnek-Çözüm Atölyesi 2.21.</w:t>
+        <w:t xml:space="preserve">Örnek-Çözüm Atölyesi 2.2.</w:t>
       </w:r>
     </w:p>
     <w:p>
@@ -3327,7 +3327,7 @@
           <w:bCs/>
           <w:lang w:val="tr-TR"/>
         </w:rPr>
-        <w:t xml:space="preserve">Bilgi Köşesi 2.3.</w:t>
+        <w:t xml:space="preserve">Bilgi Köşesi 2.1.</w:t>
       </w:r>
     </w:p>
     <w:p>
@@ -3942,7 +3942,7 @@
           <w:rFonts w:ascii="Times New Roman" w:hAnsi="Times New Roman" w:cs="Times New Roman"/>
           <w:lang w:val="tr-TR"/>
         </w:rPr>
-        <w:t xml:space="preserve">Derişimi bilinen bir asit ya da baz çözeltisi ile derişimi bilinmeyen bir çözeltinin derişimini belirleyebileceğiniz sanal titrasyon laboratuvarına ulaşmak için karekodu okutunuz.</w:t>
+        <w:t xml:space="preserve">Standart çözelti kullanarak bilinmeyen bir derişimi bulabileceğiniz sanal titrasyon laboratuvarına ulaşmak için karekodu okutunuz.</w:t>
       </w:r>
     </w:p>
     <w:p>

--- a/Kim11-2-11-Titrasyon.docx
+++ b/Kim11-2-11-Titrasyon.docx
@@ -2740,7 +2740,7 @@
           <w:bCs/>
           <w:lang w:val="tr-TR"/>
         </w:rPr>
-        <w:t xml:space="preserve">Örnek-Çözüm Atölyesi 2.1.</w:t>
+        <w:t xml:space="preserve">Örnek-Çözüm Atölyesi 2.20.</w:t>
       </w:r>
     </w:p>
     <w:p>
@@ -2988,7 +2988,7 @@
           <w:bCs/>
           <w:lang w:val="tr-TR"/>
         </w:rPr>
-        <w:t xml:space="preserve">Örnek-Çözüm Atölyesi 2.2.</w:t>
+        <w:t xml:space="preserve">Örnek-Çözüm Atölyesi 2.21.</w:t>
       </w:r>
     </w:p>
     <w:p>
@@ -3327,7 +3327,7 @@
           <w:bCs/>
           <w:lang w:val="tr-TR"/>
         </w:rPr>
-        <w:t xml:space="preserve">Bilgi Köşesi 2.1.</w:t>
+        <w:t xml:space="preserve">Bilgi Köşesi 2.3.</w:t>
       </w:r>
     </w:p>
     <w:p>

--- a/Kim11-2-11-Titrasyon.docx
+++ b/Kim11-2-11-Titrasyon.docx
@@ -2242,55 +2242,7 @@
           <w:rFonts w:ascii="Times New Roman" w:hAnsi="Times New Roman" w:cs="Times New Roman"/>
           <w:lang w:val="tr-TR"/>
         </w:rPr>
-        <w:t xml:space="preserve">Bir çözeltideki asit ya da baz miktarını, derişimi tam olarak bilinen başka bir çözeltiyle tepkimeye sokarak bulma yöntemine </w:t>
-      </w:r>
-      <w:r>
-        <w:rPr>
-          <w:rFonts w:ascii="Times New Roman" w:hAnsi="Times New Roman" w:cs="Times New Roman"/>
-          <w:b/>
-          <w:bCs/>
-          <w:lang w:val="tr-TR"/>
-        </w:rPr>
-        <w:t xml:space="preserve">titrasyon</w:t>
-      </w:r>
-      <w:r>
-        <w:rPr>
-          <w:rFonts w:ascii="Times New Roman" w:hAnsi="Times New Roman" w:cs="Times New Roman"/>
-          <w:lang w:val="tr-TR"/>
-        </w:rPr>
-        <w:t xml:space="preserve"> denir. Titrasyonda kullanılan, derişimi tam olarak bilinen çözeltiye </w:t>
-      </w:r>
-      <w:r>
-        <w:rPr>
-          <w:rFonts w:ascii="Times New Roman" w:hAnsi="Times New Roman" w:cs="Times New Roman"/>
-          <w:b/>
-          <w:bCs/>
-          <w:lang w:val="tr-TR"/>
-        </w:rPr>
-        <w:t xml:space="preserve">standart çözelti</w:t>
-      </w:r>
-      <w:r>
-        <w:rPr>
-          <w:rFonts w:ascii="Times New Roman" w:hAnsi="Times New Roman" w:cs="Times New Roman"/>
-          <w:lang w:val="tr-TR"/>
-        </w:rPr>
-        <w:t xml:space="preserve"> denir. Asit-baz titrasyonlarında standart çözelti genellikle bir bürete konur ve derişimi bilinmeyen çözeltinin belirli bir hacmini içeren erlenmayere damla damla eklenir. </w:t>
-      </w:r>
-      <w:r>
-        <w:rPr>
-          <w:rFonts w:ascii="Times New Roman" w:hAnsi="Times New Roman" w:cs="Times New Roman"/>
-          <w:b/>
-          <w:bCs/>
-          <w:lang w:val="tr-TR"/>
-        </w:rPr>
-        <w:t xml:space="preserve">Büret</w:t>
-      </w:r>
-      <w:r>
-        <w:rPr>
-          <w:rFonts w:ascii="Times New Roman" w:hAnsi="Times New Roman" w:cs="Times New Roman"/>
-          <w:lang w:val="tr-TR"/>
-        </w:rPr>
-        <w:t xml:space="preserve">, eklenen çözeltinin hacmini 0,1 mL duyarlılıkla ölçmeyi sağlayan, alt ucunda musluk bulunan dereceli bir cam borudur. Titrasyonlar, gerçekleşen tepkimenin türüne göre asit-baz, çöktürme ve redoks (indirgenme-yükseltgenme) titrasyonları olarak sınıflandırılır. Bu bölümde kuvvetli asit-kuvvetli baz titrasyonları incelenecektir.</w:t>
+        <w:t xml:space="preserve">Analiz ve Keşif Atölyesi 2.11.’de derişimi bilinmeyen HCl çözeltisine, derişimi bilinen NaOH çözeltisini indikatörün rengi değişene kadar eklediniz ve harcanan baz hacminden asidin derişimini hesapladınız. Bir çözeltideki asit ya da baz miktarını, derişimi tam olarak bilinen başka bir çözeltiyle tepkimeye sokarak bulmaya dayanan bu yönteme titrasyon denir. Etkinlikte kullandığınız 0,100 M NaOH çözeltisi gibi, titrasyonda kullanılan ve derişimi tam olarak bilinen çözeltiye standart çözelti denir. Asit-baz titrasyonlarında standart çözelti genellikle bir bürete konur ve derişimi bilinmeyen çözeltinin belirli bir hacmini içeren erlenmayere damla damla eklenir. Büret, eklenen çözeltinin hacmini 0,1 mL duyarlılıkla ölçmeyi sağlayan, alt ucunda musluk bulunan dereceli bir cam borudur. Titrasyonlar, gerçekleşen tepkimenin türüne göre asit-baz, çöktürme ve redoks (indirgenme-yükseltgenme) titrasyonları olarak sınıflandırılır. Bu bölümde kuvvetli asit-kuvvetli baz titrasyonları incelenecektir.</w:t>
       </w:r>
     </w:p>
     <w:p>
@@ -2306,13 +2258,13 @@
           <w:rFonts w:ascii="Times New Roman" w:hAnsi="Times New Roman" w:cs="Times New Roman"/>
           <w:lang w:val="tr-TR"/>
         </w:rPr>
-        <w:t xml:space="preserve">Titrasyonda asidin H</w:t>
-      </w:r>
-      <w:r>
-        <w:rPr>
-          <w:rFonts w:ascii="Times New Roman" w:hAnsi="Times New Roman" w:cs="Times New Roman"/>
+        <w:t xml:space="preserve">Etkinliğin 1. Aşamasında asidin tamamen nötralleştiği anı nasıl anlayabileceğinizi tartıştınız. Peki indikatörün renk değiştirdiği an, asit ile bazın tam olarak tepkimeye girdiği anla aynı mıdır? Titrasyonda asidin H</w:t>
+      </w:r>
+      <w:r>
+        <w:rPr>
+          <w:rFonts w:ascii="Times New Roman" w:hAnsi="Times New Roman" w:cs="Times New Roman"/>
+          <w:lang w:val="tr-TR"/>
           <w:vertAlign w:val="superscript"/>
-          <w:lang w:val="tr-TR"/>
         </w:rPr>
         <w:t xml:space="preserve">+</w:t>
       </w:r>
@@ -2326,8 +2278,8 @@
       <w:r>
         <w:rPr>
           <w:rFonts w:ascii="Times New Roman" w:hAnsi="Times New Roman" w:cs="Times New Roman"/>
+          <w:lang w:val="tr-TR"/>
           <w:vertAlign w:val="superscript"/>
-          <w:lang w:val="tr-TR"/>
         </w:rPr>
         <w:t xml:space="preserve">−</w:t>
       </w:r>
@@ -2336,39 +2288,7 @@
           <w:rFonts w:ascii="Times New Roman" w:hAnsi="Times New Roman" w:cs="Times New Roman"/>
           <w:lang w:val="tr-TR"/>
         </w:rPr>
-        <w:t xml:space="preserve"> mol sayısına eşit olduğu noktaya </w:t>
-      </w:r>
-      <w:r>
-        <w:rPr>
-          <w:rFonts w:ascii="Times New Roman" w:hAnsi="Times New Roman" w:cs="Times New Roman"/>
-          <w:b/>
-          <w:bCs/>
-          <w:lang w:val="tr-TR"/>
-        </w:rPr>
-        <w:t xml:space="preserve">eş değerlik noktası</w:t>
-      </w:r>
-      <w:r>
-        <w:rPr>
-          <w:rFonts w:ascii="Times New Roman" w:hAnsi="Times New Roman" w:cs="Times New Roman"/>
-          <w:lang w:val="tr-TR"/>
-        </w:rPr>
-        <w:t xml:space="preserve"> denir. Kuvvetli bir asit kuvvetli bir bazla titre edildiğinde eş değerlik noktasındaki çözelti nötrdür ve 25 °C’de pH değeri 7’dir. İndikatörün renk değiştirdiği ve titrasyonun sonlandırıldığı noktaya ise </w:t>
-      </w:r>
-      <w:r>
-        <w:rPr>
-          <w:rFonts w:ascii="Times New Roman" w:hAnsi="Times New Roman" w:cs="Times New Roman"/>
-          <w:b/>
-          <w:bCs/>
-          <w:lang w:val="tr-TR"/>
-        </w:rPr>
-        <w:t xml:space="preserve">dönüm noktası</w:t>
-      </w:r>
-      <w:r>
-        <w:rPr>
-          <w:rFonts w:ascii="Times New Roman" w:hAnsi="Times New Roman" w:cs="Times New Roman"/>
-          <w:lang w:val="tr-TR"/>
-        </w:rPr>
-        <w:t xml:space="preserve"> (titrasyonun bitiş noktası) denir. Eş değerlik noktası hesaplanabilen kuramsal bir noktadır; doğrudan gözlenemez. Deneyde gözlenen ise dönüm noktasıdır. Uygun indikatör seçildiğinde dönüm noktası eş değerlik noktasına çok yakın olur ve aradaki hacim farkı bir damladan bile küçük olduğu için hesaplamalarda dönüm noktasında harcanan hacim kullanılır.</w:t>
+        <w:t xml:space="preserve"> mol sayısına eşit olduğu noktaya eş değerlik noktası denir. Kuvvetli bir asit kuvvetli bir bazla titre edildiğinde eş değerlik noktasındaki çözelti nötrdür ve 25 °C’de pH değeri 7’dir. İndikatörün renk değiştirdiği ve titrasyonun sonlandırıldığı noktaya ise dönüm noktası (titrasyonun bitiş noktası) denir. Eş değerlik noktası hesaplanabilen kuramsal bir noktadır; doğrudan gözlenemez. Deneyde gözlenen ise dönüm noktasıdır. Uygun indikatör seçildiğinde dönüm noktası eş değerlik noktasına çok yakın olur ve aradaki hacim farkı bir damladan bile küçük olduğu için hesaplamalarda dönüm noktasında harcanan hacim kullanılır.</w:t>
       </w:r>
     </w:p>
     <w:p>
@@ -2384,23 +2304,7 @@
           <w:rFonts w:ascii="Times New Roman" w:hAnsi="Times New Roman" w:cs="Times New Roman"/>
           <w:lang w:val="tr-TR"/>
         </w:rPr>
-        <w:t xml:space="preserve">Titrasyon boyunca çözeltinin pH’ının eklenen standart çözelti hacmine göre değişimini gösteren grafiğe </w:t>
-      </w:r>
-      <w:r>
-        <w:rPr>
-          <w:rFonts w:ascii="Times New Roman" w:hAnsi="Times New Roman" w:cs="Times New Roman"/>
-          <w:b/>
-          <w:bCs/>
-          <w:lang w:val="tr-TR"/>
-        </w:rPr>
-        <w:t xml:space="preserve">titrasyon eğrisi</w:t>
-      </w:r>
-      <w:r>
-        <w:rPr>
-          <w:rFonts w:ascii="Times New Roman" w:hAnsi="Times New Roman" w:cs="Times New Roman"/>
-          <w:lang w:val="tr-TR"/>
-        </w:rPr>
-        <w:t xml:space="preserve"> denir. Grafik A’da 25,0 mL 0,100 M HCl çözeltisinin 0,100 M NaOH çözeltisi ile titrasyonuna ait titrasyon eğrisi verilmiştir. Başlangıçta pH değeri yavaş artar. Eş değerlik noktasına yaklaşıldığında tek bir damla bazın eklenmesi pH’ı birkaç birim değiştirir; eğri neredeyse dikey hâle gelir. Örneğin eklenen NaOH hacmi 24,9 mL iken pH yaklaşık 3,7, 25,1 mL iken yaklaşık 10,3’tür. Bu dik bölge fenolftaleinin (pH 8,2-10,0) ve metil oranjın (pH 3,1-4,4) dönüm aralıklarını kapsadığı için her iki indikatör de kuvvetli asit-kuvvetli baz titrasyonlarında kullanılabilir. Renk değiştirme aralığı eş değerlik noktasına en yakın olan bromtimol mavisi (pH 6,0-7,6) de uygun bir seçimdir. Genel olarak indikatör, renk değiştirme aralığı titrasyon eğrisinin dik bölgesine düşecek şekilde seçilmelidir.</w:t>
+        <w:t xml:space="preserve">Analiz ve Keşif Atölyesi 2.10.’daki verilerde eklenen NaOH hacmi 19 mL’den 21 mL’ye çıkarken pH değerinin birden yaklaşık 9 birim arttığını hatırlayınız. Benzer bir sıçrama her kuvvetli asit-kuvvetli baz titrasyonunda görülür. Titrasyon boyunca çözeltinin pH’ının eklenen standart çözelti hacmine göre değişimini gösteren grafiğe titrasyon eğrisi denir. Grafik A’da 25,0 mL 0,100 M HCl çözeltisinin 0,100 M NaOH çözeltisi ile titrasyonuna ait titrasyon eğrisi verilmiştir. Başlangıçta pH değeri yavaş artar. Eş değerlik noktasına yaklaşıldığında tek bir damla bazın eklenmesi pH’ı birkaç birim değiştirir; eğri neredeyse dikey hâle gelir. Örneğin eklenen NaOH hacmi 24,9 mL iken pH yaklaşık 3,7, 25,1 mL iken yaklaşık 10,3’tür. Bu dik bölge fenolftaleinin (pH 8,2-10,0) ve metil oranjın (pH 3,1-4,4) dönüm aralıklarını kapsadığı için her iki indikatör de kuvvetli asit-kuvvetli baz titrasyonlarında kullanılabilir; etkinlikte fenolftalein yerine metil oranj kullansaydınız sonucun önemli ölçüde değişmemesinin nedeni budur. Renk değiştirme aralığı eş değerlik noktasına en yakın olan bromtimol mavisi (pH 6,0-7,6) de uygun bir seçimdir. Genel olarak indikatör, renk değiştirme aralığı titrasyon eğrisinin dik bölgesine düşecek şekilde seçilmelidir.</w:t>
       </w:r>
     </w:p>
     <w:p xmlns:a="http://schemas.openxmlformats.org/drawingml/2006/main" xmlns:pic="http://schemas.openxmlformats.org/drawingml/2006/picture">
@@ -2513,7 +2417,7 @@
           <w:rFonts w:ascii="Times New Roman" w:hAnsi="Times New Roman" w:cs="Times New Roman"/>
           <w:lang w:val="tr-TR"/>
         </w:rPr>
-        <w:t xml:space="preserve">Eş değerlik noktasında asit ve bazın mol sayıları arasındaki ilişki kullanılarak bilinmeyen derişim hesaplanır:</w:t>
+        <w:t xml:space="preserve">Etkinlikte HCl çözeltisinin derişimini hesaplarken nötralleşme konusunda ulaştığınız mol sayıları eşitliğinden yararlandınız. Eş değerlik noktasında asit ve bazın mol sayıları arasındaki bu ilişki kullanılarak bilinmeyen derişim hesaplanabilir:</w:t>
       </w:r>
     </w:p>
     <w:tbl>

--- a/Kim11-2-11-Titrasyon.docx
+++ b/Kim11-2-11-Titrasyon.docx
@@ -36,7 +36,7 @@
           <w:rFonts w:ascii="Times New Roman" w:hAnsi="Times New Roman" w:cs="Times New Roman"/>
           <w:lang w:val="tr-TR"/>
         </w:rPr>
-        <w:t xml:space="preserve">Bir kalite kontrol laboratuvarında çalışan kimyager, bir temizlik ürününün etiketinde yazan derişim değerinin doğru olup olmadığını kontrol etmek ister. Ürünün içindeki asit ya da bazın derişimini belirlemek için derişimi tam olarak bilinen bir çözeltiyi büretten damla damla ekler ve çözeltinin rengi değiştiği anda eklemeyi durdurur (Görsel A). Peki elimizdeki bir asit ya da baz çözeltisinin derişimini bilmiyorsak bunu nasıl bulabiliriz? Bunun için hangi araç gereçlere ve hesaplamalara ihtiyaç vardır? Bir etkinlik yaparak keşfediniz.</w:t>
+        <w:t xml:space="preserve">Bir kalite kontrol laboratuvarında çalışan kimyager, bir temizlik ürününün etiketinde yazan derişim değerinin doğru olup olmadığını kontrol etmek ister. Ürünün içindeki asit ya da bazın derişimini belirlemek için derişimi tam olarak bilinen bir çözeltiyi büretten damla damla ekler ve çözeltinin rengi değiştiği anda eklemeyi durdurur (Görsel A). Peki elimizdeki bir asit ya da baz çözeltisinin derişimini bilmiyorsak bunu nasıl bulabiliriz? Bunun için hangi araç gereçlere ve hesaplamalara ihtiyaç vardır? Bu sorulara Analiz ve Keşif Atölyesi 2.11.’de kendi planlayacağınız bir deneyle cevap arayınız. Etkinlikte grubunuzla derişimi bilinmeyen bir asit çözeltisinin derişimini belirlemeye yönelik bir deney tasarlayıp uygulayacak, ölçümlerinizi dikkatle kaydedecek ve verilerinizden yola çıkarak hesaplama yapacaksınız. Böylece deney yapma becerinizi geliştirirken farklı fikirlere açık olmayı, arkadaşlarınızla dayanışma içinde çalışmayı ve bilimsel merakınızın peşinden gitmeyi deneyimleyeceksiniz.</w:t>
       </w:r>
     </w:p>
     <w:tbl>
@@ -384,7 +384,7 @@
           <w:rFonts w:ascii="Times New Roman" w:hAnsi="Times New Roman" w:cs="Times New Roman"/>
           <w:lang w:val="tr-TR"/>
         </w:rPr>
-        <w:t xml:space="preserve">Öğretmeniniz size derişimi 0,100 M olan bir NaOH çözeltisi ve derişimi bilinmeyen bir HCl çözeltisi verecektir. Derişimi bilinmeyen çözeltinin derişimini nasıl belirleyebileceğinizi grup arkadaşlarınızla tartışınız. Tartışma sırasında çeşitli fikir ve yeni bilgilere açık olunuz, olayı farklı bakış açılarıyla değerlendiriniz ve arkadaşlarınızla etkili iletişim kurunuz.</w:t>
+        <w:t xml:space="preserve">Öğretmeniniz size derişimi 0,100 M olan bir NaOH çözeltisi ve derişimi bilinmeyen bir HCl çözeltisi verecektir. Derişimi bilinmeyen çözeltinin derişimini nasıl belirleyebileceğinizi grup arkadaşlarınızla tartışınız. Tartışma sırasında çeşitli fikir ve yeni bilgilere açık olunuz, olayı farklı bakış açılarıyla değerlendiriniz ve arkadaşlarınızla etkili iletişim kurunuz. Arkadaşlarınızın önerilerini kendinizi onların yerine koyarak anlamaya çalışınız ve görüşlerinize yöneltilen eleştirileri olgunlukla karşılayınız.</w:t>
       </w:r>
     </w:p>
     <w:p>
@@ -1380,6 +1380,22 @@
           <w:rFonts w:ascii="Times New Roman" w:hAnsi="Times New Roman" w:cs="Times New Roman"/>
           <w:lang w:val="tr-TR"/>
         </w:rPr>
+        <w:t xml:space="preserve">Planladığınız deneyi grubunuzla uygulayınız. Her denemede büretteki ilk ve son hacimleri göz hizasından okuyarak yukarıdaki tabloya kaydediniz. Deney boyunca üstlendiğiniz görevde etkin rol alınız; denemeler arasında beklemediğiniz bir fark ortaya çıkarsa nedenini merakla sorgulayınız.</w:t>
+      </w:r>
+    </w:p>
+    <w:p>
+      <w:pPr>
+        <w:jc w:val="both"/>
+        <w:rPr>
+          <w:rFonts w:ascii="Times New Roman" w:hAnsi="Times New Roman" w:cs="Times New Roman"/>
+          <w:lang w:val="tr-TR"/>
+        </w:rPr>
+      </w:pPr>
+      <w:r>
+        <w:rPr>
+          <w:rFonts w:ascii="Times New Roman" w:hAnsi="Times New Roman" w:cs="Times New Roman"/>
+          <w:lang w:val="tr-TR"/>
+        </w:rPr>
         <w:t xml:space="preserve">Okulunuzda laboratuvar imkânı yoksa aşağıdaki örnek deney verilerini kullanabilirsiniz.</w:t>
       </w:r>
     </w:p>
@@ -1675,7 +1691,7 @@
           <w:rFonts w:ascii="Times New Roman" w:hAnsi="Times New Roman" w:cs="Times New Roman"/>
           <w:lang w:val="tr-TR"/>
         </w:rPr>
-        <w:t xml:space="preserve">Harcanan NaOH hacimlerinin ortalamasını kullanarak HCl çözeltisinin derişimini hesaplayınız.</w:t>
+        <w:t xml:space="preserve">Harcanan NaOH hacimlerinin ortalamasını kullanarak HCl çözeltisinin derişimini hesaplayarak belirleyiniz. Grubunuzun ulaştığı sonucu diğer grupların sonuçlarıyla karşılaştırınız.</w:t>
       </w:r>
     </w:p>
     <w:p>

--- a/Kim11-2-11-Titrasyon.docx
+++ b/Kim11-2-11-Titrasyon.docx
@@ -906,18 +906,16 @@
       <w:r>
         <w:rPr>
           <w:rFonts w:ascii="Times New Roman" w:hAnsi="Times New Roman" w:cs="Times New Roman"/>
-          <w:b/>
-          <w:bCs/>
-          <w:lang w:val="tr-TR"/>
-        </w:rPr>
-        <w:t xml:space="preserve">Görsel B:</w:t>
-      </w:r>
-      <w:r>
-        <w:rPr>
-          <w:rFonts w:ascii="Times New Roman" w:hAnsi="Times New Roman" w:cs="Times New Roman"/>
-          <w:lang w:val="tr-TR"/>
-        </w:rPr>
-        <w:t xml:space="preserve"> Titrasyon düzeneği</w:t>
+          <w:lang w:val="tr-TR"/>
+        </w:rPr>
+        <w:t xml:space="preserve">Titrasyon düzeneği</w:t>
+      </w:r>
+      <w:r>
+        <w:rPr>
+          <w:rFonts w:ascii="Times New Roman" w:hAnsi="Times New Roman" w:cs="Times New Roman"/>
+          <w:lang w:val="tr-TR"/>
+        </w:rPr>
+        <w:t xml:space="preserve"/>
       </w:r>
     </w:p>
     <w:p>
@@ -1399,31 +1397,6 @@
         <w:t xml:space="preserve">Okulunuzda laboratuvar imkânı yoksa aşağıdaki örnek deney verilerini kullanabilirsiniz.</w:t>
       </w:r>
     </w:p>
-    <w:p>
-      <w:pPr>
-        <w:jc w:val="center"/>
-        <w:rPr>
-          <w:rFonts w:ascii="Times New Roman" w:hAnsi="Times New Roman" w:cs="Times New Roman"/>
-          <w:lang w:val="tr-TR"/>
-        </w:rPr>
-      </w:pPr>
-      <w:r>
-        <w:rPr>
-          <w:rFonts w:ascii="Times New Roman" w:hAnsi="Times New Roman" w:cs="Times New Roman"/>
-          <w:b/>
-          <w:bCs/>
-          <w:lang w:val="tr-TR"/>
-        </w:rPr>
-        <w:t xml:space="preserve">Tablo A:</w:t>
-      </w:r>
-      <w:r>
-        <w:rPr>
-          <w:rFonts w:ascii="Times New Roman" w:hAnsi="Times New Roman" w:cs="Times New Roman"/>
-          <w:lang w:val="tr-TR"/>
-        </w:rPr>
-        <w:t xml:space="preserve"> 20,0 mL HCl çözeltisinin 0,100 M NaOH çözeltisi ile titrasyonunda harcanan baz hacimleri</w:t>
-      </w:r>
-    </w:p>
     <w:tbl>
       <w:tblPr>
         <w:tblW w:w="9000" w:type="dxa"/>
@@ -4052,7 +4025,7 @@
           <w:highlight w:val="yellow"/>
           <w:lang w:val="tr-TR"/>
         </w:rPr>
-        <w:t xml:space="preserve">Grafik A ve Tablo A’daki değerler tarafımızca hesaplanmış öğretim amaçlı verilerdir. İndikatör dönüm aralıkları: fenolftalein 8,2-10,0; metil oranj 3,1-4,4.</w:t>
+        <w:t xml:space="preserve">Grafik A’daki değerler ile Analiz ve Keşif Atölyesi 2.11.’deki örnek deney verileri tarafımızca hesaplanmış öğretim amaçlı verilerdir. İndikatör dönüm aralıkları: fenolftalein 8,2-10,0; metil oranj 3,1-4,4.</w:t>
       </w:r>
     </w:p>
     <w:sectPr>

--- a/Kim11-2-11-Titrasyon.docx
+++ b/Kim11-2-11-Titrasyon.docx
@@ -2231,7 +2231,7 @@
           <w:rFonts w:ascii="Times New Roman" w:hAnsi="Times New Roman" w:cs="Times New Roman"/>
           <w:lang w:val="tr-TR"/>
         </w:rPr>
-        <w:t xml:space="preserve">Analiz ve Keşif Atölyesi 2.11.’de derişimi bilinmeyen HCl çözeltisine, derişimi bilinen NaOH çözeltisini indikatörün rengi değişene kadar eklediniz ve harcanan baz hacminden asidin derişimini hesapladınız. Bir çözeltideki asit ya da baz miktarını, derişimi tam olarak bilinen başka bir çözeltiyle tepkimeye sokarak bulmaya dayanan bu yönteme titrasyon denir. Etkinlikte kullandığınız 0,100 M NaOH çözeltisi gibi, titrasyonda kullanılan ve derişimi tam olarak bilinen çözeltiye standart çözelti denir. Asit-baz titrasyonlarında standart çözelti genellikle bir bürete konur ve derişimi bilinmeyen çözeltinin belirli bir hacmini içeren erlenmayere damla damla eklenir. Büret, eklenen çözeltinin hacmini 0,1 mL duyarlılıkla ölçmeyi sağlayan, alt ucunda musluk bulunan dereceli bir cam borudur. Titrasyonlar, gerçekleşen tepkimenin türüne göre asit-baz, çöktürme ve redoks (indirgenme-yükseltgenme) titrasyonları olarak sınıflandırılır. Bu bölümde kuvvetli asit-kuvvetli baz titrasyonları incelenecektir.</w:t>
+        <w:t xml:space="preserve">Analiz ve Keşif Atölyesi 2.11.’de derişimi bilinen bir baz çözeltisinden yararlanarak derişimi bilinmeyen bir asit çözeltisinin derişimini belirlediniz. Derişimi bilinen bir çözelti yardımıyla derişimi bilinmeyen bir çözeltinin derişimini belirlemeye yarayan analiz yöntemine titrasyon denir. Titrasyonda kullanılan ve derişimi tam olarak bilinen çözeltiye standart çözelti denir. Standart çözelti bir bürete konur ve derişimi bilinmeyen çözeltinin belirli bir hacmini içeren erlenmayere damla damla eklenir; bu sırada iki çözeltideki maddeler arasında bir kimyasal tepkime gerçekleşir. Büret, alt ucunda musluk bulunan ve üzerinde 0,1 mL’lik bölmeler yer alan dereceli bir cam borudur; eklenen çözeltinin hacminin duyarlı biçimde ölçülmesini sağlar. Titrasyonlar, gerçekleşen tepkimenin türüne göre asit-baz, çöktürme ve redoks (indirgenme-yükseltgenme) titrasyonları olarak sınıflandırılır. Derişimi bilinmeyen kuvvetli asit ya da kuvvetli baz çözeltisinin derişimini kuvvetli bir baz ya da kuvvetli bir asit kullanarak belirlemek için yapılan titrasyona kuvvetli asit-kuvvetli baz titrasyonu denir.</w:t>
       </w:r>
     </w:p>
     <w:p>
@@ -2247,7 +2247,7 @@
           <w:rFonts w:ascii="Times New Roman" w:hAnsi="Times New Roman" w:cs="Times New Roman"/>
           <w:lang w:val="tr-TR"/>
         </w:rPr>
-        <w:t xml:space="preserve">Etkinliğin 1. Aşamasında asidin tamamen nötralleştiği anı nasıl anlayabileceğinizi tartıştınız. Peki indikatörün renk değiştirdiği an, asit ile bazın tam olarak tepkimeye girdiği anla aynı mıdır? Titrasyonda asidin H</w:t>
+        <w:t xml:space="preserve">Kuvvetli asit-kuvvetli baz titrasyonunda nötralleşme tepkimesinin tamamlandığı, yani asitten gelen H</w:t>
       </w:r>
       <w:r>
         <w:rPr>
@@ -2262,7 +2262,7 @@
           <w:rFonts w:ascii="Times New Roman" w:hAnsi="Times New Roman" w:cs="Times New Roman"/>
           <w:lang w:val="tr-TR"/>
         </w:rPr>
-        <w:t xml:space="preserve"> mol sayısının bazın OH</w:t>
+        <w:t xml:space="preserve"> iyonlarının mol sayısının bazdan gelen OH</w:t>
       </w:r>
       <w:r>
         <w:rPr>
@@ -2277,7 +2277,37 @@
           <w:rFonts w:ascii="Times New Roman" w:hAnsi="Times New Roman" w:cs="Times New Roman"/>
           <w:lang w:val="tr-TR"/>
         </w:rPr>
-        <w:t xml:space="preserve"> mol sayısına eşit olduğu noktaya eş değerlik noktası denir. Kuvvetli bir asit kuvvetli bir bazla titre edildiğinde eş değerlik noktasındaki çözelti nötrdür ve 25 °C’de pH değeri 7’dir. İndikatörün renk değiştirdiği ve titrasyonun sonlandırıldığı noktaya ise dönüm noktası (titrasyonun bitiş noktası) denir. Eş değerlik noktası hesaplanabilen kuramsal bir noktadır; doğrudan gözlenemez. Deneyde gözlenen ise dönüm noktasıdır. Uygun indikatör seçildiğinde dönüm noktası eş değerlik noktasına çok yakın olur ve aradaki hacim farkı bir damladan bile küçük olduğu için hesaplamalarda dönüm noktasında harcanan hacim kullanılır.</w:t>
+        <w:t xml:space="preserve"> iyonlarının mol sayısına eşit olduğu (n</w:t>
+      </w:r>
+      <w:r>
+        <w:rPr>
+          <w:rFonts w:ascii="Times New Roman" w:hAnsi="Times New Roman" w:cs="Times New Roman"/>
+          <w:lang w:val="tr-TR"/>
+          <w:vertAlign w:val="subscript"/>
+        </w:rPr>
+        <w:t xml:space="preserve">H+</w:t>
+      </w:r>
+      <w:r>
+        <w:rPr>
+          <w:rFonts w:ascii="Times New Roman" w:hAnsi="Times New Roman" w:cs="Times New Roman"/>
+          <w:lang w:val="tr-TR"/>
+        </w:rPr>
+        <w:t xml:space="preserve"> = n</w:t>
+      </w:r>
+      <w:r>
+        <w:rPr>
+          <w:rFonts w:ascii="Times New Roman" w:hAnsi="Times New Roman" w:cs="Times New Roman"/>
+          <w:lang w:val="tr-TR"/>
+          <w:vertAlign w:val="subscript"/>
+        </w:rPr>
+        <w:t xml:space="preserve">OH−</w:t>
+      </w:r>
+      <w:r>
+        <w:rPr>
+          <w:rFonts w:ascii="Times New Roman" w:hAnsi="Times New Roman" w:cs="Times New Roman"/>
+          <w:lang w:val="tr-TR"/>
+        </w:rPr>
+        <w:t xml:space="preserve">) noktaya eş değerlik noktası denir. Eş değerlik noktasında tam nötralleşme gerçekleştiği için çözelti nötrdür ve pH değeri 25 °C’de 7’dir. Eş değerlik noktası hesaplanabilen kuramsal bir noktadır; doğrudan gözlenemez. Bu noktayı belirlemek için eş değerlik noktasında ya da yakınında fiziksel bir değişim gösteren indikatörlerden, pH metreden ya da iletkenlik ölçerden yararlanılır. İndikatörün renk değiştirdiği ve titrasyonun sonlandırıldığı noktaya dönüm noktası denir. Uygun indikatör seçildiğinde dönüm noktası eş değerlik noktasına çok yakın olur; aradaki hacim farkı bir damladan bile küçük olduğu için hesaplamalarda dönüm noktasına kadar harcanan hacim kullanılır.</w:t>
       </w:r>
     </w:p>
     <w:p>
@@ -2293,7 +2323,7 @@
           <w:rFonts w:ascii="Times New Roman" w:hAnsi="Times New Roman" w:cs="Times New Roman"/>
           <w:lang w:val="tr-TR"/>
         </w:rPr>
-        <w:t xml:space="preserve">Analiz ve Keşif Atölyesi 2.10.’daki verilerde eklenen NaOH hacmi 19 mL’den 21 mL’ye çıkarken pH değerinin birden yaklaşık 9 birim arttığını hatırlayınız. Benzer bir sıçrama her kuvvetli asit-kuvvetli baz titrasyonunda görülür. Titrasyon boyunca çözeltinin pH’ının eklenen standart çözelti hacmine göre değişimini gösteren grafiğe titrasyon eğrisi denir. Grafik A’da 25,0 mL 0,100 M HCl çözeltisinin 0,100 M NaOH çözeltisi ile titrasyonuna ait titrasyon eğrisi verilmiştir. Başlangıçta pH değeri yavaş artar. Eş değerlik noktasına yaklaşıldığında tek bir damla bazın eklenmesi pH’ı birkaç birim değiştirir; eğri neredeyse dikey hâle gelir. Örneğin eklenen NaOH hacmi 24,9 mL iken pH yaklaşık 3,7, 25,1 mL iken yaklaşık 10,3’tür. Bu dik bölge fenolftaleinin (pH 8,2-10,0) ve metil oranjın (pH 3,1-4,4) dönüm aralıklarını kapsadığı için her iki indikatör de kuvvetli asit-kuvvetli baz titrasyonlarında kullanılabilir; etkinlikte fenolftalein yerine metil oranj kullansaydınız sonucun önemli ölçüde değişmemesinin nedeni budur. Renk değiştirme aralığı eş değerlik noktasına en yakın olan bromtimol mavisi (pH 6,0-7,6) de uygun bir seçimdir. Genel olarak indikatör, renk değiştirme aralığı titrasyon eğrisinin dik bölgesine düşecek şekilde seçilmelidir.</w:t>
+        <w:t xml:space="preserve">Titrasyon boyunca çözeltinin pH’ının eklenen standart çözelti hacmine göre değişimini gösteren grafiğe titrasyon eğrisi denir. Grafik A’da 25,0 mL 0,100 M HCl çözeltisinin 0,100 M NaOH çözeltisi ile titrasyonuna ait titrasyon eğrisi verilmiştir. Başlangıçta pH değeri yavaş artar. Eş değerlik noktasına yaklaşıldığında tek bir damla bazın eklenmesi pH’ı birkaç birim değiştirir ve eğri neredeyse dikey hâle gelir. Örneğin eklenen NaOH hacmi 24,9 mL iken pH yaklaşık 3,7; 25,1 mL iken yaklaşık 10,3’tür. Bu dik bölge fenolftaleinin (pH 8,2-10,0) ve metil oranjın (pH 3,1-4,4) renk değiştirme aralıklarını kapsadığı için her iki indikatör de kuvvetli asit-kuvvetli baz titrasyonlarında kullanılabilir; iki indikatörle belirlenen dönüm noktası hacimleri arasındaki fark ihmal edilecek kadar küçüktür. Renk değiştirme aralığı eş değerlik noktasını içine alan bromtimol mavisi (pH 6,0-7,6) de uygun bir seçimdir. Genel olarak indikatör, renk değiştirme aralığı titrasyon eğrisinin dik bölgesine düşecek şekilde seçilir.</w:t>
       </w:r>
     </w:p>
     <w:p xmlns:a="http://schemas.openxmlformats.org/drawingml/2006/main" xmlns:pic="http://schemas.openxmlformats.org/drawingml/2006/picture">
@@ -2406,7 +2436,37 @@
           <w:rFonts w:ascii="Times New Roman" w:hAnsi="Times New Roman" w:cs="Times New Roman"/>
           <w:lang w:val="tr-TR"/>
         </w:rPr>
-        <w:t xml:space="preserve">Etkinlikte HCl çözeltisinin derişimini hesaplarken nötralleşme konusunda ulaştığınız mol sayıları eşitliğinden yararlandınız. Eş değerlik noktasında asit ve bazın mol sayıları arasındaki bu ilişki kullanılarak bilinmeyen derişim hesaplanabilir:</w:t>
+        <w:t xml:space="preserve">Eş değerlik noktasında n</w:t>
+      </w:r>
+      <w:r>
+        <w:rPr>
+          <w:rFonts w:ascii="Times New Roman" w:hAnsi="Times New Roman" w:cs="Times New Roman"/>
+          <w:lang w:val="tr-TR"/>
+          <w:vertAlign w:val="subscript"/>
+        </w:rPr>
+        <w:t xml:space="preserve">H+</w:t>
+      </w:r>
+      <w:r>
+        <w:rPr>
+          <w:rFonts w:ascii="Times New Roman" w:hAnsi="Times New Roman" w:cs="Times New Roman"/>
+          <w:lang w:val="tr-TR"/>
+        </w:rPr>
+        <w:t xml:space="preserve"> = n</w:t>
+      </w:r>
+      <w:r>
+        <w:rPr>
+          <w:rFonts w:ascii="Times New Roman" w:hAnsi="Times New Roman" w:cs="Times New Roman"/>
+          <w:lang w:val="tr-TR"/>
+          <w:vertAlign w:val="subscript"/>
+        </w:rPr>
+        <w:t xml:space="preserve">OH−</w:t>
+      </w:r>
+      <w:r>
+        <w:rPr>
+          <w:rFonts w:ascii="Times New Roman" w:hAnsi="Times New Roman" w:cs="Times New Roman"/>
+          <w:lang w:val="tr-TR"/>
+        </w:rPr>
+        <w:t xml:space="preserve"> olduğundan nötralleşme konusunda kullanılan eşitlik, titrasyonda derişimi bilinmeyen çözeltinin derişimini hesaplamak için de kullanılır. Hesaplamada asit ya da bazın hacmi olarak dönüm noktasına kadar harcanan hacim alınır:</w:t>
       </w:r>
     </w:p>
     <w:tbl>
@@ -2611,7 +2671,112 @@
           <w:rFonts w:ascii="Times New Roman" w:hAnsi="Times New Roman" w:cs="Times New Roman"/>
           <w:lang w:val="tr-TR"/>
         </w:rPr>
-        <w:t xml:space="preserve">Bir bazın derişimi de derişimi bilinen kuvvetli bir asitle aynı yöntemle belirlenebilir. Bu durumda büret standart asit çözeltisi ile doldurulur ve titrasyon eğrisi yüksek pH değerlerinden başlayarak azalır.</w:t>
+        <w:t xml:space="preserve">HCl, HNO</w:t>
+      </w:r>
+      <w:r>
+        <w:rPr>
+          <w:rFonts w:ascii="Times New Roman" w:hAnsi="Times New Roman" w:cs="Times New Roman"/>
+          <w:lang w:val="tr-TR"/>
+          <w:vertAlign w:val="subscript"/>
+        </w:rPr>
+        <w:t xml:space="preserve">3</w:t>
+      </w:r>
+      <w:r>
+        <w:rPr>
+          <w:rFonts w:ascii="Times New Roman" w:hAnsi="Times New Roman" w:cs="Times New Roman"/>
+          <w:lang w:val="tr-TR"/>
+        </w:rPr>
+        <w:t xml:space="preserve">, NaOH ve KOH gibi bir molekülü ya da birim formülü bir H</w:t>
+      </w:r>
+      <w:r>
+        <w:rPr>
+          <w:rFonts w:ascii="Times New Roman" w:hAnsi="Times New Roman" w:cs="Times New Roman"/>
+          <w:lang w:val="tr-TR"/>
+          <w:vertAlign w:val="superscript"/>
+        </w:rPr>
+        <w:t xml:space="preserve">+</w:t>
+      </w:r>
+      <w:r>
+        <w:rPr>
+          <w:rFonts w:ascii="Times New Roman" w:hAnsi="Times New Roman" w:cs="Times New Roman"/>
+          <w:lang w:val="tr-TR"/>
+        </w:rPr>
+        <w:t xml:space="preserve"> veya bir OH</w:t>
+      </w:r>
+      <w:r>
+        <w:rPr>
+          <w:rFonts w:ascii="Times New Roman" w:hAnsi="Times New Roman" w:cs="Times New Roman"/>
+          <w:lang w:val="tr-TR"/>
+          <w:vertAlign w:val="superscript"/>
+        </w:rPr>
+        <w:t xml:space="preserve">−</w:t>
+      </w:r>
+      <w:r>
+        <w:rPr>
+          <w:rFonts w:ascii="Times New Roman" w:hAnsi="Times New Roman" w:cs="Times New Roman"/>
+          <w:lang w:val="tr-TR"/>
+        </w:rPr>
+        <w:t xml:space="preserve"> veren asit ve bazlar için bu eşitlik M</w:t>
+      </w:r>
+      <w:r>
+        <w:rPr>
+          <w:rFonts w:ascii="Times New Roman" w:hAnsi="Times New Roman" w:cs="Times New Roman"/>
+          <w:lang w:val="tr-TR"/>
+          <w:vertAlign w:val="subscript"/>
+        </w:rPr>
+        <w:t xml:space="preserve">a</w:t>
+      </w:r>
+      <w:r>
+        <w:rPr>
+          <w:rFonts w:ascii="Times New Roman" w:hAnsi="Times New Roman" w:cs="Times New Roman"/>
+          <w:lang w:val="tr-TR"/>
+        </w:rPr>
+        <w:t xml:space="preserve">·V</w:t>
+      </w:r>
+      <w:r>
+        <w:rPr>
+          <w:rFonts w:ascii="Times New Roman" w:hAnsi="Times New Roman" w:cs="Times New Roman"/>
+          <w:lang w:val="tr-TR"/>
+          <w:vertAlign w:val="subscript"/>
+        </w:rPr>
+        <w:t xml:space="preserve">a</w:t>
+      </w:r>
+      <w:r>
+        <w:rPr>
+          <w:rFonts w:ascii="Times New Roman" w:hAnsi="Times New Roman" w:cs="Times New Roman"/>
+          <w:lang w:val="tr-TR"/>
+        </w:rPr>
+        <w:t xml:space="preserve"> = M</w:t>
+      </w:r>
+      <w:r>
+        <w:rPr>
+          <w:rFonts w:ascii="Times New Roman" w:hAnsi="Times New Roman" w:cs="Times New Roman"/>
+          <w:lang w:val="tr-TR"/>
+          <w:vertAlign w:val="subscript"/>
+        </w:rPr>
+        <w:t xml:space="preserve">b</w:t>
+      </w:r>
+      <w:r>
+        <w:rPr>
+          <w:rFonts w:ascii="Times New Roman" w:hAnsi="Times New Roman" w:cs="Times New Roman"/>
+          <w:lang w:val="tr-TR"/>
+        </w:rPr>
+        <w:t xml:space="preserve">·V</w:t>
+      </w:r>
+      <w:r>
+        <w:rPr>
+          <w:rFonts w:ascii="Times New Roman" w:hAnsi="Times New Roman" w:cs="Times New Roman"/>
+          <w:lang w:val="tr-TR"/>
+          <w:vertAlign w:val="subscript"/>
+        </w:rPr>
+        <w:t xml:space="preserve">b</w:t>
+      </w:r>
+      <w:r>
+        <w:rPr>
+          <w:rFonts w:ascii="Times New Roman" w:hAnsi="Times New Roman" w:cs="Times New Roman"/>
+          <w:lang w:val="tr-TR"/>
+        </w:rPr>
+        <w:t xml:space="preserve"> biçimini alır. Eşitliğin iki tarafında hacimler aynı birimle (L ya da mL) yazıldığında birimler sadeleşir. Bir bazın derişimi de derişimi bilinen kuvvetli bir asitle aynı yöntemle belirlenebilir. Bu durumda büret standart asit çözeltisi ile doldurulur ve titrasyon eğrisi yüksek pH değerlerinden başlayarak azalır.</w:t>
       </w:r>
     </w:p>
     <w:p>

--- a/Kim11-2-11-Titrasyon.docx
+++ b/Kim11-2-11-Titrasyon.docx
@@ -350,7 +350,7 @@
           <w:highlight w:val="yellow"/>
           <w:lang w:val="tr-TR"/>
         </w:rPr>
-        <w:t xml:space="preserve">Güvenlik uyarıları Kimya9/10 kitabından alınsın; önlük, gözlük, eldiven ve “aşındırıcı madde” uyarısı eklensin. Pipetle ağızla sıvı çekilmemesi uyarısı da eklensin.</w:t>
+        <w:t xml:space="preserve">Etkinlik başlığının yanına Kimya10 kitabındaki “Temel Uyarı ve Güvenlik İşaretleri” sayfasından şu işaretler konulsun: GÖZLÜK KULLAN, ELDİVEN GİY, KORUYUCU ELBİSE GİY, KOROZİF (AŞINDIRICI) MADDE, KIRILABİLİR CAM UYARISI. Ek uyarılar: Pipetle ağızla sıvı çekilmemeli, puar kullanılmalıdır.</w:t>
       </w:r>
     </w:p>
     <w:p>

--- a/Kim11-2-11-Titrasyon.docx
+++ b/Kim11-2-11-Titrasyon.docx
@@ -510,7 +510,7 @@
           <w:rFonts w:ascii="Times New Roman" w:hAnsi="Times New Roman" w:cs="Times New Roman"/>
           <w:lang w:val="tr-TR"/>
         </w:rPr>
-        <w:t xml:space="preserve">Grubunuzla açık ve ulaşılabilir hedefler belirleyerek deneyinizi planlayınız. Görev paylaşımı yapınız, zamanı etkili bir şekilde yönetiniz ve ortak hedefe ulaşmak için arkadaşlarınızla dayanışma içinde olunuz.</w:t>
+        <w:t xml:space="preserve">Grubunuzla açık ve ulaşılabilir hedefler belirleyerek deneyinizi planlayınız. Görev paylaşımı yapınız, zamanı etkili bir şekilde yönetiniz ve ortak hedefe ulaşmak için arkadaşlarınızla dayanışma içinde olunuz. Derişimi bilinmeyen hidroklorik asit çözeltisi, 0,100 M sodyum hidroksit çözeltisi, fenolftalein, büret, sehpa ve kıskaç, erlenmayer, dereceli pipet ve puar gibi malzemeler kullanabilirsiniz. Deneyinizi gerçekleştirmek için farklı malzemeler de tercih edebilirsiniz. Deneyinizi gerçekleştirirken uymanız gereken güvenlik uyarılarını belirleyiniz. Tasarladığınız deneyin adını, amacını, yapılışını ve deney için gerekli malzemeleri aşağıya not ediniz.</w:t>
       </w:r>
     </w:p>
     <w:p>
@@ -701,111 +701,6 @@
         <w:t xml:space="preserve">……………………………………………………………………………………………………</w:t>
       </w:r>
     </w:p>
-    <w:tbl>
-      <w:tblPr>
-        <w:tblW w:w="9000" w:type="dxa"/>
-        <w:jc w:val="center"/>
-        <w:tblBorders>
-          <w:top w:val="single" w:sz="8" w:space="0" w:color="7F7F7F"/>
-          <w:left w:val="single" w:sz="8" w:space="0" w:color="7F7F7F"/>
-          <w:bottom w:val="single" w:sz="8" w:space="0" w:color="7F7F7F"/>
-          <w:right w:val="single" w:sz="8" w:space="0" w:color="7F7F7F"/>
-        </w:tblBorders>
-      </w:tblPr>
-      <w:tblGrid>
-        <w:gridCol w:w="9000"/>
-      </w:tblGrid>
-      <w:tr>
-        <w:tc>
-          <w:tcPr>
-            <w:tcW w:w="9000" w:type="dxa"/>
-            <w:shd w:val="clear" w:color="auto" w:fill="E2EFDA"/>
-          </w:tcPr>
-          <w:p>
-            <w:pPr>
-              <w:jc w:val="both"/>
-              <w:rPr>
-                <w:rFonts w:ascii="Times New Roman" w:hAnsi="Times New Roman" w:cs="Times New Roman"/>
-                <w:lang w:val="tr-TR"/>
-              </w:rPr>
-            </w:pPr>
-            <w:r>
-              <w:rPr>
-                <w:rFonts w:ascii="Times New Roman" w:hAnsi="Times New Roman" w:cs="Times New Roman"/>
-                <w:b/>
-                <w:bCs/>
-                <w:lang w:val="tr-TR"/>
-              </w:rPr>
-              <w:t xml:space="preserve">Deney önerisi</w:t>
-            </w:r>
-          </w:p>
-          <w:p>
-            <w:pPr>
-              <w:jc w:val="both"/>
-              <w:rPr>
-                <w:rFonts w:ascii="Times New Roman" w:hAnsi="Times New Roman" w:cs="Times New Roman"/>
-                <w:lang w:val="tr-TR"/>
-              </w:rPr>
-            </w:pPr>
-            <w:r>
-              <w:rPr>
-                <w:rFonts w:ascii="Times New Roman" w:hAnsi="Times New Roman" w:cs="Times New Roman"/>
-                <w:lang w:val="tr-TR"/>
-              </w:rPr>
-              <w:t xml:space="preserve">• Bir erlenmayere dereceli pipetle 20,0 mL derişimi bilinmeyen HCl çözeltisi koyunuz ve 2-3 damla fenolftalein ekleyiniz.</w:t>
-            </w:r>
-          </w:p>
-          <w:p>
-            <w:pPr>
-              <w:jc w:val="both"/>
-              <w:rPr>
-                <w:rFonts w:ascii="Times New Roman" w:hAnsi="Times New Roman" w:cs="Times New Roman"/>
-                <w:lang w:val="tr-TR"/>
-              </w:rPr>
-            </w:pPr>
-            <w:r>
-              <w:rPr>
-                <w:rFonts w:ascii="Times New Roman" w:hAnsi="Times New Roman" w:cs="Times New Roman"/>
-                <w:lang w:val="tr-TR"/>
-              </w:rPr>
-              <w:t xml:space="preserve">• Bir büreti 0,100 M NaOH çözeltisi ile doldurunuz, başlangıç hacmini kaydediniz.</w:t>
-            </w:r>
-          </w:p>
-          <w:p>
-            <w:pPr>
-              <w:jc w:val="both"/>
-              <w:rPr>
-                <w:rFonts w:ascii="Times New Roman" w:hAnsi="Times New Roman" w:cs="Times New Roman"/>
-                <w:lang w:val="tr-TR"/>
-              </w:rPr>
-            </w:pPr>
-            <w:r>
-              <w:rPr>
-                <w:rFonts w:ascii="Times New Roman" w:hAnsi="Times New Roman" w:cs="Times New Roman"/>
-                <w:lang w:val="tr-TR"/>
-              </w:rPr>
-              <w:t xml:space="preserve">• Erlenmayeri sürekli çalkalayarak büretten NaOH çözeltisini damla damla ekleyiniz. Çözeltide en az 30 saniye kalıcı olan açık pembe renk oluştuğunda eklemeyi durdurunuz ve büretteki son hacmi kaydediniz.</w:t>
-            </w:r>
-          </w:p>
-          <w:p>
-            <w:pPr>
-              <w:jc w:val="both"/>
-              <w:rPr>
-                <w:rFonts w:ascii="Times New Roman" w:hAnsi="Times New Roman" w:cs="Times New Roman"/>
-                <w:lang w:val="tr-TR"/>
-              </w:rPr>
-            </w:pPr>
-            <w:r>
-              <w:rPr>
-                <w:rFonts w:ascii="Times New Roman" w:hAnsi="Times New Roman" w:cs="Times New Roman"/>
-                <w:lang w:val="tr-TR"/>
-              </w:rPr>
-              <w:t xml:space="preserve">• Deneyi üç kez tekrarlayınız ve harcanan NaOH hacimlerinin ortalamasını alınız.</w:t>
-            </w:r>
-          </w:p>
-        </w:tc>
-      </w:tr>
-    </w:tbl>
     <w:p>
       <w:pPr>
         <w:jc w:val="both"/>

--- a/Kim11-2-11-Titrasyon.docx
+++ b/Kim11-2-11-Titrasyon.docx
@@ -3685,16 +3685,21 @@
     <w:p>
       <w:pPr>
         <w:pStyle w:val="ListParagraph"/>
-        <w:numPr>
-          <w:ilvl w:val="0"/>
-          <w:numId w:val="54"/>
-        </w:numPr>
+        <w:ind w:left="1080" w:hanging="360"/>
         <w:jc w:val="both"/>
         <w:rPr>
           <w:rFonts w:ascii="Times New Roman" w:hAnsi="Times New Roman" w:cs="Times New Roman"/>
           <w:lang w:val="tr-TR"/>
         </w:rPr>
       </w:pPr>
+      <w:r>
+        <w:rPr>
+          <w:rFonts w:ascii="Times New Roman" w:hAnsi="Times New Roman" w:cs="Times New Roman"/>
+          <w:lang w:val="tr-TR"/>
+        </w:rPr>
+        <w:t xml:space="preserve">a.</w:t>
+        <w:tab/>
+      </w:r>
       <w:r>
         <w:rPr>
           <w:rFonts w:ascii="Times New Roman" w:hAnsi="Times New Roman" w:cs="Times New Roman"/>
@@ -3723,16 +3728,21 @@
     <w:p>
       <w:pPr>
         <w:pStyle w:val="ListParagraph"/>
-        <w:numPr>
-          <w:ilvl w:val="0"/>
-          <w:numId w:val="54"/>
-        </w:numPr>
+        <w:ind w:left="1080" w:hanging="360"/>
         <w:jc w:val="both"/>
         <w:rPr>
           <w:rFonts w:ascii="Times New Roman" w:hAnsi="Times New Roman" w:cs="Times New Roman"/>
           <w:lang w:val="tr-TR"/>
         </w:rPr>
       </w:pPr>
+      <w:r>
+        <w:rPr>
+          <w:rFonts w:ascii="Times New Roman" w:hAnsi="Times New Roman" w:cs="Times New Roman"/>
+          <w:lang w:val="tr-TR"/>
+        </w:rPr>
+        <w:t xml:space="preserve">b.</w:t>
+        <w:tab/>
+      </w:r>
       <w:r>
         <w:rPr>
           <w:rFonts w:ascii="Times New Roman" w:hAnsi="Times New Roman" w:cs="Times New Roman"/>
@@ -3761,16 +3771,21 @@
     <w:p>
       <w:pPr>
         <w:pStyle w:val="ListParagraph"/>
-        <w:numPr>
-          <w:ilvl w:val="0"/>
-          <w:numId w:val="54"/>
-        </w:numPr>
+        <w:ind w:left="1080" w:hanging="360"/>
         <w:jc w:val="both"/>
         <w:rPr>
           <w:rFonts w:ascii="Times New Roman" w:hAnsi="Times New Roman" w:cs="Times New Roman"/>
           <w:lang w:val="tr-TR"/>
         </w:rPr>
       </w:pPr>
+      <w:r>
+        <w:rPr>
+          <w:rFonts w:ascii="Times New Roman" w:hAnsi="Times New Roman" w:cs="Times New Roman"/>
+          <w:lang w:val="tr-TR"/>
+        </w:rPr>
+        <w:t xml:space="preserve">c.</w:t>
+        <w:tab/>
+      </w:r>
       <w:r>
         <w:rPr>
           <w:rFonts w:ascii="Times New Roman" w:hAnsi="Times New Roman" w:cs="Times New Roman"/>

--- a/Kim11-2-11-Titrasyon.docx
+++ b/Kim11-2-11-Titrasyon.docx
@@ -2232,7 +2232,7 @@
       <w:r>
         <w:drawing>
           <wp:inline distT="0" distB="0" distL="0" distR="0">
-            <wp:extent cx="5040000" cy="3225600"/>
+            <wp:extent cx="5038354" cy="3124206"/>
             <wp:docPr id="900005" name="Grafik 900005" descr="Kuvvetli asit-kuvvetli baz titrasyon eğrisi"/>
             <wp:cNvGraphicFramePr>
               <a:graphicFrameLocks noChangeAspect="1"/>
@@ -2253,7 +2253,7 @@
                   <pic:spPr>
                     <a:xfrm>
                       <a:off x="0" y="0"/>
-                      <a:ext cx="5040000" cy="3225600"/>
+                      <a:ext cx="5038354" cy="3124206"/>
                     </a:xfrm>
                     <a:prstGeom prst="rect">
                       <a:avLst/>

--- a/Kim11-2-11-Titrasyon.docx
+++ b/Kim11-2-11-Titrasyon.docx
@@ -36,7 +36,7 @@
           <w:rFonts w:ascii="Times New Roman" w:hAnsi="Times New Roman" w:cs="Times New Roman"/>
           <w:lang w:val="tr-TR"/>
         </w:rPr>
-        <w:t xml:space="preserve">Bir kalite kontrol laboratuvarında çalışan kimyager, bir temizlik ürününün etiketinde yazan derişim değerinin doğru olup olmadığını kontrol etmek ister. Ürünün içindeki asit ya da bazın derişimini belirlemek için derişimi tam olarak bilinen bir çözeltiyi büretten damla damla ekler ve çözeltinin rengi değiştiği anda eklemeyi durdurur (Görsel A). Peki elimizdeki bir asit ya da baz çözeltisinin derişimini bilmiyorsak bunu nasıl bulabiliriz? Bunun için hangi araç gereçlere ve hesaplamalara ihtiyaç vardır? Bu sorulara Analiz ve Keşif Atölyesi 2.11.’de kendi planlayacağınız bir deneyle cevap arayınız. Etkinlikte grubunuzla derişimi bilinmeyen bir asit çözeltisinin derişimini belirlemeye yönelik bir deney tasarlayıp uygulayacak, ölçümlerinizi dikkatle kaydedecek ve verilerinizden yola çıkarak hesaplama yapacaksınız. Böylece deney yapma becerinizi geliştirirken farklı fikirlere açık olmayı, arkadaşlarınızla dayanışma içinde çalışmayı ve bilimsel merakınızın peşinden gitmeyi deneyimleyeceksiniz.</w:t>
+        <w:t xml:space="preserve">Bir kalite kontrol laboratuvarında çalışan kimyager, bir temizlik ürününün etiketinde yazan derişim değerinin doğru olup olmadığını kontrol etmek ister (Görsel A). Ürünün içindeki asit ya da bazın derişimini belirlemek için derişimi tam olarak bilinen bir çözeltiyi büretten damla damla ekler ve çözeltinin rengi değiştiği anda eklemeyi durdurur (Görsel B). Peki elimizdeki bir asit ya da baz çözeltisinin derişimini bilmiyorsak bunu nasıl bulabiliriz? Bunun için hangi araç gereçlere ve hesaplamalara ihtiyaç vardır? Bu sorulara Analiz ve Keşif Atölyesi 2.11.’de kendi planlayacağınız bir deneyle cevap arayınız. Etkinlikte grubunuzla derişimi bilinmeyen bir asit çözeltisinin derişimini belirlemeye yönelik bir deney tasarlayıp uygulayacak, ölçümlerinizi dikkatle kaydedecek ve verilerinizden yola çıkarak hesaplama yapacaksınız. Böylece deney yapma becerinizi geliştirirken farklı fikirlere açık olmayı, arkadaşlarınızla dayanışma içinde çalışmayı ve bilimsel merakınızın peşinden gitmeyi deneyimleyeceksiniz.</w:t>
       </w:r>
     </w:p>
     <w:tbl>
@@ -44,24 +44,98 @@
         <w:tblW w:w="9000" w:type="dxa"/>
         <w:jc w:val="center"/>
         <w:tblBorders>
-          <w:top w:val="single" w:sz="8" w:space="0" w:color="7F7F7F"/>
-          <w:left w:val="single" w:sz="8" w:space="0" w:color="7F7F7F"/>
-          <w:bottom w:val="single" w:sz="8" w:space="0" w:color="7F7F7F"/>
-          <w:right w:val="single" w:sz="8" w:space="0" w:color="7F7F7F"/>
+          <w:top w:val="nil"/>
+          <w:left w:val="nil"/>
+          <w:bottom w:val="nil"/>
+          <w:right w:val="nil"/>
+          <w:insideH w:val="nil"/>
+          <w:insideV w:val="nil"/>
         </w:tblBorders>
+        <w:tblLayout w:type="fixed"/>
       </w:tblPr>
       <w:tblGrid>
-        <w:gridCol w:w="9000"/>
+        <w:gridCol w:w="4500"/>
+        <w:gridCol w:w="4500"/>
       </w:tblGrid>
       <w:tr>
         <w:tc>
           <w:tcPr>
-            <w:tcW w:w="9000" w:type="dxa"/>
-            <w:shd w:val="clear" w:color="auto" w:fill="EDEDED"/>
+            <w:tcW w:w="4500" w:type="dxa"/>
           </w:tcPr>
+          <w:tbl>
+            <w:tblPr>
+              <w:tblW w:w="4300" w:type="dxa"/>
+              <w:jc w:val="center"/>
+              <w:tblBorders>
+                <w:top w:val="single" w:sz="8" w:space="0" w:color="7F7F7F"/>
+                <w:left w:val="single" w:sz="8" w:space="0" w:color="7F7F7F"/>
+                <w:bottom w:val="single" w:sz="8" w:space="0" w:color="7F7F7F"/>
+                <w:right w:val="single" w:sz="8" w:space="0" w:color="7F7F7F"/>
+              </w:tblBorders>
+            </w:tblPr>
+            <w:tblGrid>
+              <w:gridCol w:w="4300"/>
+            </w:tblGrid>
+            <w:tr>
+              <w:tc>
+                <w:tcPr>
+                  <w:tcW w:w="4300" w:type="dxa"/>
+                  <w:shd w:val="clear" w:color="auto" w:fill="EDEDED"/>
+                </w:tcPr>
+                <w:p>
+                  <w:pPr>
+                    <w:jc w:val="both"/>
+                    <w:rPr>
+                      <w:rFonts w:ascii="Times New Roman" w:hAnsi="Times New Roman" w:cs="Times New Roman"/>
+                      <w:lang w:val="tr-TR"/>
+                    </w:rPr>
+                  </w:pPr>
+                  <w:r>
+                    <w:rPr>
+                      <w:rFonts w:ascii="Times New Roman" w:hAnsi="Times New Roman" w:cs="Times New Roman"/>
+                      <w:lang w:val="tr-TR"/>
+                    </w:rPr>
+                    <w:t xml:space="preserve">GÖRSEL ALANI (Shutterstock)</w:t>
+                  </w:r>
+                </w:p>
+                <w:p>
+                  <w:pPr>
+                    <w:jc w:val="both"/>
+                    <w:rPr>
+                      <w:rFonts w:ascii="Times New Roman" w:hAnsi="Times New Roman" w:cs="Times New Roman"/>
+                      <w:lang w:val="tr-TR"/>
+                    </w:rPr>
+                  </w:pPr>
+                  <w:r>
+                    <w:rPr>
+                      <w:rFonts w:ascii="Times New Roman" w:hAnsi="Times New Roman" w:cs="Times New Roman"/>
+                      <w:lang w:val="tr-TR"/>
+                    </w:rPr>
+                    <w:t xml:space="preserve">Tarif: Laboratuvarda ev temizlik ürünlerinin örneklerini inceleyen ve not alan kimyager.</w:t>
+                  </w:r>
+                </w:p>
+                <w:p>
+                  <w:pPr>
+                    <w:jc w:val="both"/>
+                    <w:rPr>
+                      <w:rFonts w:ascii="Times New Roman" w:hAnsi="Times New Roman" w:cs="Times New Roman"/>
+                      <w:lang w:val="tr-TR"/>
+                    </w:rPr>
+                  </w:pPr>
+                  <w:r>
+                    <w:rPr>
+                      <w:rFonts w:ascii="Times New Roman" w:hAnsi="Times New Roman" w:cs="Times New Roman"/>
+                      <w:lang w:val="tr-TR"/>
+                    </w:rPr>
+                    <w:t xml:space="preserve">Shutter ID: 2156027851 (fotoğraf) — Laboratory testing, product quality control, testing of household chemicals</w:t>
+                  </w:r>
+                </w:p>
+              </w:tc>
+            </w:tr>
+          </w:tbl>
           <w:p>
             <w:pPr>
-              <w:jc w:val="both"/>
+              <w:jc w:val="center"/>
               <w:rPr>
                 <w:rFonts w:ascii="Times New Roman" w:hAnsi="Times New Roman" w:cs="Times New Roman"/>
                 <w:lang w:val="tr-TR"/>
@@ -70,14 +144,99 @@
             <w:r>
               <w:rPr>
                 <w:rFonts w:ascii="Times New Roman" w:hAnsi="Times New Roman" w:cs="Times New Roman"/>
+                <w:b/>
+                <w:bCs/>
                 <w:lang w:val="tr-TR"/>
               </w:rPr>
-              <w:t xml:space="preserve">GÖRSEL ALANI (Shutterstock)</w:t>
+              <w:t xml:space="preserve">Görsel A:</w:t>
+            </w:r>
+            <w:r>
+              <w:rPr>
+                <w:rFonts w:ascii="Times New Roman" w:hAnsi="Times New Roman" w:cs="Times New Roman"/>
+                <w:lang w:val="tr-TR"/>
+              </w:rPr>
+              <w:t xml:space="preserve"> Temizlik ürünlerinin kalite kontrolü</w:t>
             </w:r>
           </w:p>
+        </w:tc>
+        <w:tc>
+          <w:tcPr>
+            <w:tcW w:w="4500" w:type="dxa"/>
+          </w:tcPr>
+          <w:tbl>
+            <w:tblPr>
+              <w:tblW w:w="4300" w:type="dxa"/>
+              <w:jc w:val="center"/>
+              <w:tblBorders>
+                <w:top w:val="single" w:sz="8" w:space="0" w:color="7F7F7F"/>
+                <w:left w:val="single" w:sz="8" w:space="0" w:color="7F7F7F"/>
+                <w:bottom w:val="single" w:sz="8" w:space="0" w:color="7F7F7F"/>
+                <w:right w:val="single" w:sz="8" w:space="0" w:color="7F7F7F"/>
+              </w:tblBorders>
+            </w:tblPr>
+            <w:tblGrid>
+              <w:gridCol w:w="4300"/>
+            </w:tblGrid>
+            <w:tr>
+              <w:tc>
+                <w:tcPr>
+                  <w:tcW w:w="4300" w:type="dxa"/>
+                  <w:shd w:val="clear" w:color="auto" w:fill="EDEDED"/>
+                </w:tcPr>
+                <w:p>
+                  <w:pPr>
+                    <w:jc w:val="both"/>
+                    <w:rPr>
+                      <w:rFonts w:ascii="Times New Roman" w:hAnsi="Times New Roman" w:cs="Times New Roman"/>
+                      <w:lang w:val="tr-TR"/>
+                    </w:rPr>
+                  </w:pPr>
+                  <w:r>
+                    <w:rPr>
+                      <w:rFonts w:ascii="Times New Roman" w:hAnsi="Times New Roman" w:cs="Times New Roman"/>
+                      <w:lang w:val="tr-TR"/>
+                    </w:rPr>
+                    <w:t xml:space="preserve">GÖRSEL ALANI (Shutterstock)</w:t>
+                  </w:r>
+                </w:p>
+                <w:p>
+                  <w:pPr>
+                    <w:jc w:val="both"/>
+                    <w:rPr>
+                      <w:rFonts w:ascii="Times New Roman" w:hAnsi="Times New Roman" w:cs="Times New Roman"/>
+                      <w:lang w:val="tr-TR"/>
+                    </w:rPr>
+                  </w:pPr>
+                  <w:r>
+                    <w:rPr>
+                      <w:rFonts w:ascii="Times New Roman" w:hAnsi="Times New Roman" w:cs="Times New Roman"/>
+                      <w:lang w:val="tr-TR"/>
+                    </w:rPr>
+                    <w:t xml:space="preserve">Tarif: Bürete bağlı musluktan erlenmayerdeki çözeltiye damla damla sıvı eklenirken çözeltinin açık pembe renge döndüğü an; önlük ve eldivenli eller.</w:t>
+                  </w:r>
+                </w:p>
+                <w:p>
+                  <w:pPr>
+                    <w:jc w:val="both"/>
+                    <w:rPr>
+                      <w:rFonts w:ascii="Times New Roman" w:hAnsi="Times New Roman" w:cs="Times New Roman"/>
+                      <w:lang w:val="tr-TR"/>
+                    </w:rPr>
+                  </w:pPr>
+                  <w:r>
+                    <w:rPr>
+                      <w:rFonts w:ascii="Times New Roman" w:hAnsi="Times New Roman" w:cs="Times New Roman"/>
+                      <w:lang w:val="tr-TR"/>
+                    </w:rPr>
+                    <w:t xml:space="preserve">Shutter ID: 663997309 (fotoğraf) — Acid-base titration, burette and Erlenmeyer flask with pink solution</w:t>
+                  </w:r>
+                </w:p>
+              </w:tc>
+            </w:tr>
+          </w:tbl>
           <w:p>
             <w:pPr>
-              <w:jc w:val="both"/>
+              <w:jc w:val="center"/>
               <w:rPr>
                 <w:rFonts w:ascii="Times New Roman" w:hAnsi="Times New Roman" w:cs="Times New Roman"/>
                 <w:lang w:val="tr-TR"/>
@@ -86,64 +245,23 @@
             <w:r>
               <w:rPr>
                 <w:rFonts w:ascii="Times New Roman" w:hAnsi="Times New Roman" w:cs="Times New Roman"/>
+                <w:b/>
+                <w:bCs/>
                 <w:lang w:val="tr-TR"/>
               </w:rPr>
-              <w:t xml:space="preserve">Tarif: Bürete bağlı musluktan erlenmayerdeki çözeltiye damla damla sıvı eklenirken çözeltinin açık pembe renge döndüğü an; önlük ve eldivenli eller.</w:t>
+              <w:t xml:space="preserve">Görsel B:</w:t>
             </w:r>
-          </w:p>
-          <w:p>
-            <w:pPr>
-              <w:jc w:val="both"/>
-              <w:rPr>
-                <w:rFonts w:ascii="Times New Roman" w:hAnsi="Times New Roman" w:cs="Times New Roman"/>
-                <w:lang w:val="tr-TR"/>
-              </w:rPr>
-            </w:pPr>
             <w:r>
               <w:rPr>
                 <w:rFonts w:ascii="Times New Roman" w:hAnsi="Times New Roman" w:cs="Times New Roman"/>
                 <w:lang w:val="tr-TR"/>
               </w:rPr>
-              <w:t xml:space="preserve">Shutter ID: 663997309 (fotoğraf) — Acid-base titration, burette and Erlenmeyer flask with pink solution</w:t>
+              <w:t xml:space="preserve"> Laboratuvarda titrasyon yapılması</w:t>
             </w:r>
           </w:p>
         </w:tc>
       </w:tr>
     </w:tbl>
-    <w:p>
-      <w:pPr>
-        <w:jc w:val="both"/>
-        <w:rPr>
-          <w:rFonts w:ascii="Times New Roman" w:hAnsi="Times New Roman" w:cs="Times New Roman"/>
-          <w:lang w:val="tr-TR"/>
-        </w:rPr>
-      </w:pPr>
-    </w:p>
-    <w:p>
-      <w:pPr>
-        <w:jc w:val="center"/>
-        <w:rPr>
-          <w:rFonts w:ascii="Times New Roman" w:hAnsi="Times New Roman" w:cs="Times New Roman"/>
-          <w:lang w:val="tr-TR"/>
-        </w:rPr>
-      </w:pPr>
-      <w:r>
-        <w:rPr>
-          <w:rFonts w:ascii="Times New Roman" w:hAnsi="Times New Roman" w:cs="Times New Roman"/>
-          <w:b/>
-          <w:bCs/>
-          <w:lang w:val="tr-TR"/>
-        </w:rPr>
-        <w:t xml:space="preserve">Görsel A:</w:t>
-      </w:r>
-      <w:r>
-        <w:rPr>
-          <w:rFonts w:ascii="Times New Roman" w:hAnsi="Times New Roman" w:cs="Times New Roman"/>
-          <w:lang w:val="tr-TR"/>
-        </w:rPr>
-        <w:t xml:space="preserve"> Laboratuvarda titrasyon yapılması</w:t>
-      </w:r>
-    </w:p>
     <w:p>
       <w:pPr>
         <w:jc w:val="both"/>

--- a/Kim11-2-11-Titrasyon.docx
+++ b/Kim11-2-11-Titrasyon.docx
@@ -96,6 +96,45 @@
                       <w:lang w:val="tr-TR"/>
                     </w:rPr>
                     <w:t xml:space="preserve">GÖRSEL ALANI (Shutterstock)</w:t>
+                  </w:r>
+                </w:p>
+                <w:p>
+                  <w:pPr>
+                    <w:jc w:val="center"/>
+                  </w:pPr>
+                  <w:r>
+                    <w:drawing>
+                      <wp:inline xmlns:a="http://schemas.openxmlformats.org/drawingml/2006/main" xmlns:pic="http://schemas.openxmlformats.org/drawingml/2006/picture">
+                        <wp:extent cx="2514158" cy="2053229"/>
+                        <wp:docPr id="900011" name="Picture 900011"/>
+                        <wp:cNvGraphicFramePr>
+                          <a:graphicFrameLocks noChangeAspect="1"/>
+                        </wp:cNvGraphicFramePr>
+                        <a:graphic>
+                          <a:graphicData uri="http://schemas.openxmlformats.org/drawingml/2006/picture">
+                            <pic:pic>
+                              <pic:nvPicPr>
+                                <pic:cNvPr id="0" name="2156027851_d.jpg"/>
+                                <pic:cNvPicPr/>
+                              </pic:nvPicPr>
+                              <pic:blipFill>
+                                <a:blip r:embed="rId11"/>
+                                <a:stretch>
+                                  <a:fillRect/>
+                                </a:stretch>
+                              </pic:blipFill>
+                              <pic:spPr>
+                                <a:xfrm>
+                                  <a:off x="0" y="0"/>
+                                  <a:ext cx="2514158" cy="2053229"/>
+                                </a:xfrm>
+                                <a:prstGeom prst="rect"/>
+                              </pic:spPr>
+                            </pic:pic>
+                          </a:graphicData>
+                        </a:graphic>
+                      </wp:inline>
+                    </w:drawing>
                   </w:r>
                 </w:p>
                 <w:p>
@@ -862,6 +901,45 @@
                 <w:lang w:val="tr-TR"/>
               </w:rPr>
               <w:t xml:space="preserve">GÖRSEL ALANI (Shutterstock)</w:t>
+            </w:r>
+          </w:p>
+          <w:p>
+            <w:pPr>
+              <w:jc w:val="center"/>
+            </w:pPr>
+            <w:r>
+              <w:drawing>
+                <wp:inline xmlns:a="http://schemas.openxmlformats.org/drawingml/2006/main" xmlns:pic="http://schemas.openxmlformats.org/drawingml/2006/picture">
+                  <wp:extent cx="2887700" cy="2520000"/>
+                  <wp:docPr id="900012" name="Picture 900012"/>
+                  <wp:cNvGraphicFramePr>
+                    <a:graphicFrameLocks noChangeAspect="1"/>
+                  </wp:cNvGraphicFramePr>
+                  <a:graphic>
+                    <a:graphicData uri="http://schemas.openxmlformats.org/drawingml/2006/picture">
+                      <pic:pic>
+                        <pic:nvPicPr>
+                          <pic:cNvPr id="0" name="1610704996_d.jpg"/>
+                          <pic:cNvPicPr/>
+                        </pic:nvPicPr>
+                        <pic:blipFill>
+                          <a:blip r:embed="rId12"/>
+                          <a:stretch>
+                            <a:fillRect/>
+                          </a:stretch>
+                        </pic:blipFill>
+                        <pic:spPr>
+                          <a:xfrm>
+                            <a:off x="0" y="0"/>
+                            <a:ext cx="2887700" cy="2520000"/>
+                          </a:xfrm>
+                          <a:prstGeom prst="rect"/>
+                        </pic:spPr>
+                      </pic:pic>
+                    </a:graphicData>
+                  </a:graphic>
+                </wp:inline>
+              </w:drawing>
             </w:r>
           </w:p>
           <w:p>

--- a/Kim11-2-11-Titrasyon.docx
+++ b/Kim11-2-11-Titrasyon.docx
@@ -62,116 +62,60 @@
           <w:tcPr>
             <w:tcW w:w="4500" w:type="dxa"/>
           </w:tcPr>
-          <w:tbl>
-            <w:tblPr>
-              <w:tblW w:w="4300" w:type="dxa"/>
+          <w:p>
+            <w:pPr>
               <w:jc w:val="center"/>
-              <w:tblBorders>
-                <w:top w:val="single" w:sz="8" w:space="0" w:color="7F7F7F"/>
-                <w:left w:val="single" w:sz="8" w:space="0" w:color="7F7F7F"/>
-                <w:bottom w:val="single" w:sz="8" w:space="0" w:color="7F7F7F"/>
-                <w:right w:val="single" w:sz="8" w:space="0" w:color="7F7F7F"/>
-              </w:tblBorders>
-            </w:tblPr>
-            <w:tblGrid>
-              <w:gridCol w:w="4300"/>
-            </w:tblGrid>
-            <w:tr>
-              <w:tc>
-                <w:tcPr>
-                  <w:tcW w:w="4300" w:type="dxa"/>
-                  <w:shd w:val="clear" w:color="auto" w:fill="EDEDED"/>
-                </w:tcPr>
-                <w:p>
-                  <w:pPr>
-                    <w:jc w:val="both"/>
-                    <w:rPr>
-                      <w:rFonts w:ascii="Times New Roman" w:hAnsi="Times New Roman" w:cs="Times New Roman"/>
-                      <w:lang w:val="tr-TR"/>
-                    </w:rPr>
-                  </w:pPr>
-                  <w:r>
-                    <w:rPr>
-                      <w:rFonts w:ascii="Times New Roman" w:hAnsi="Times New Roman" w:cs="Times New Roman"/>
-                      <w:lang w:val="tr-TR"/>
-                    </w:rPr>
-                    <w:t xml:space="preserve">GÖRSEL ALANI (Shutterstock)</w:t>
-                  </w:r>
-                </w:p>
-                <w:p>
-                  <w:pPr>
-                    <w:jc w:val="center"/>
-                  </w:pPr>
-                  <w:r>
-                    <w:drawing>
-                      <wp:inline xmlns:a="http://schemas.openxmlformats.org/drawingml/2006/main" xmlns:pic="http://schemas.openxmlformats.org/drawingml/2006/picture">
-                        <wp:extent cx="2514158" cy="2053229"/>
-                        <wp:docPr id="900011" name="Picture 900011"/>
-                        <wp:cNvGraphicFramePr>
-                          <a:graphicFrameLocks noChangeAspect="1"/>
-                        </wp:cNvGraphicFramePr>
-                        <a:graphic>
-                          <a:graphicData uri="http://schemas.openxmlformats.org/drawingml/2006/picture">
-                            <pic:pic>
-                              <pic:nvPicPr>
-                                <pic:cNvPr id="0" name="2156027851_d.jpg"/>
-                                <pic:cNvPicPr/>
-                              </pic:nvPicPr>
-                              <pic:blipFill>
-                                <a:blip r:embed="rId11"/>
-                                <a:stretch>
-                                  <a:fillRect/>
-                                </a:stretch>
-                              </pic:blipFill>
-                              <pic:spPr>
-                                <a:xfrm>
-                                  <a:off x="0" y="0"/>
-                                  <a:ext cx="2514158" cy="2053229"/>
-                                </a:xfrm>
-                                <a:prstGeom prst="rect"/>
-                              </pic:spPr>
-                            </pic:pic>
-                          </a:graphicData>
-                        </a:graphic>
-                      </wp:inline>
-                    </w:drawing>
-                  </w:r>
-                </w:p>
-                <w:p>
-                  <w:pPr>
-                    <w:jc w:val="both"/>
-                    <w:rPr>
-                      <w:rFonts w:ascii="Times New Roman" w:hAnsi="Times New Roman" w:cs="Times New Roman"/>
-                      <w:lang w:val="tr-TR"/>
-                    </w:rPr>
-                  </w:pPr>
-                  <w:r>
-                    <w:rPr>
-                      <w:rFonts w:ascii="Times New Roman" w:hAnsi="Times New Roman" w:cs="Times New Roman"/>
-                      <w:lang w:val="tr-TR"/>
-                    </w:rPr>
-                    <w:t xml:space="preserve">Tarif: Laboratuvarda ev temizlik ürünlerinin örneklerini inceleyen ve not alan kimyager.</w:t>
-                  </w:r>
-                </w:p>
-                <w:p>
-                  <w:pPr>
-                    <w:jc w:val="both"/>
-                    <w:rPr>
-                      <w:rFonts w:ascii="Times New Roman" w:hAnsi="Times New Roman" w:cs="Times New Roman"/>
-                      <w:lang w:val="tr-TR"/>
-                    </w:rPr>
-                  </w:pPr>
-                  <w:r>
-                    <w:rPr>
-                      <w:rFonts w:ascii="Times New Roman" w:hAnsi="Times New Roman" w:cs="Times New Roman"/>
-                      <w:lang w:val="tr-TR"/>
-                    </w:rPr>
-                    <w:t xml:space="preserve">Shutter ID: 2156027851 (fotoğraf) — Laboratory testing, product quality control, testing of household chemicals</w:t>
-                  </w:r>
-                </w:p>
-              </w:tc>
-            </w:tr>
-          </w:tbl>
+            </w:pPr>
+            <w:r>
+              <w:drawing>
+                <wp:inline xmlns:a="http://schemas.openxmlformats.org/drawingml/2006/main" xmlns:pic="http://schemas.openxmlformats.org/drawingml/2006/picture">
+                  <wp:extent cx="2424489" cy="1979999"/>
+                  <wp:docPr id="900011" name="Picture 900011"/>
+                  <wp:cNvGraphicFramePr>
+                    <a:graphicFrameLocks noChangeAspect="1"/>
+                  </wp:cNvGraphicFramePr>
+                  <a:graphic>
+                    <a:graphicData uri="http://schemas.openxmlformats.org/drawingml/2006/picture">
+                      <pic:pic>
+                        <pic:nvPicPr>
+                          <pic:cNvPr id="0" name="2156027851_d.jpg"/>
+                          <pic:cNvPicPr/>
+                        </pic:nvPicPr>
+                        <pic:blipFill>
+                          <a:blip r:embed="rId11"/>
+                          <a:stretch>
+                            <a:fillRect/>
+                          </a:stretch>
+                        </pic:blipFill>
+                        <pic:spPr>
+                          <a:xfrm>
+                            <a:off x="0" y="0"/>
+                            <a:ext cx="2424489" cy="1979999"/>
+                          </a:xfrm>
+                          <a:prstGeom prst="rect"/>
+                        </pic:spPr>
+                      </pic:pic>
+                    </a:graphicData>
+                  </a:graphic>
+                </wp:inline>
+              </w:drawing>
+            </w:r>
+          </w:p>
+          <w:p>
+            <w:pPr>
+              <w:jc w:val="center"/>
+            </w:pPr>
+            <w:r>
+              <w:rPr>
+                <w:rFonts w:ascii="Times New Roman" w:hAnsi="Times New Roman" w:cs="Times New Roman"/>
+                <w:b/>
+                <w:bCs/>
+                <w:highlight w:val="yellow"/>
+                <w:lang w:val="tr-TR"/>
+              </w:rPr>
+              <w:t xml:space="preserve">Shutter id: 2156027851</w:t>
+            </w:r>
+          </w:p>
           <w:p>
             <w:pPr>
               <w:jc w:val="center"/>
@@ -867,124 +811,59 @@
         </w:rPr>
       </w:pPr>
     </w:p>
-    <w:tbl>
-      <w:tblPr>
-        <w:tblW w:w="9000" w:type="dxa"/>
+    <w:p>
+      <w:pPr>
         <w:jc w:val="center"/>
-        <w:tblBorders>
-          <w:top w:val="single" w:sz="8" w:space="0" w:color="7F7F7F"/>
-          <w:left w:val="single" w:sz="8" w:space="0" w:color="7F7F7F"/>
-          <w:bottom w:val="single" w:sz="8" w:space="0" w:color="7F7F7F"/>
-          <w:right w:val="single" w:sz="8" w:space="0" w:color="7F7F7F"/>
-        </w:tblBorders>
-      </w:tblPr>
-      <w:tblGrid>
-        <w:gridCol w:w="9000"/>
-      </w:tblGrid>
-      <w:tr>
-        <w:tc>
-          <w:tcPr>
-            <w:tcW w:w="9000" w:type="dxa"/>
-            <w:shd w:val="clear" w:color="auto" w:fill="EDEDED"/>
-          </w:tcPr>
-          <w:p>
-            <w:pPr>
-              <w:jc w:val="both"/>
-              <w:rPr>
-                <w:rFonts w:ascii="Times New Roman" w:hAnsi="Times New Roman" w:cs="Times New Roman"/>
-                <w:lang w:val="tr-TR"/>
-              </w:rPr>
-            </w:pPr>
-            <w:r>
-              <w:rPr>
-                <w:rFonts w:ascii="Times New Roman" w:hAnsi="Times New Roman" w:cs="Times New Roman"/>
-                <w:lang w:val="tr-TR"/>
-              </w:rPr>
-              <w:t xml:space="preserve">GÖRSEL ALANI (Shutterstock)</w:t>
-            </w:r>
-          </w:p>
-          <w:p>
-            <w:pPr>
-              <w:jc w:val="center"/>
-            </w:pPr>
-            <w:r>
-              <w:drawing>
-                <wp:inline xmlns:a="http://schemas.openxmlformats.org/drawingml/2006/main" xmlns:pic="http://schemas.openxmlformats.org/drawingml/2006/picture">
-                  <wp:extent cx="2887700" cy="2520000"/>
-                  <wp:docPr id="900012" name="Picture 900012"/>
-                  <wp:cNvGraphicFramePr>
-                    <a:graphicFrameLocks noChangeAspect="1"/>
-                  </wp:cNvGraphicFramePr>
-                  <a:graphic>
-                    <a:graphicData uri="http://schemas.openxmlformats.org/drawingml/2006/picture">
-                      <pic:pic>
-                        <pic:nvPicPr>
-                          <pic:cNvPr id="0" name="1610704996_d.jpg"/>
-                          <pic:cNvPicPr/>
-                        </pic:nvPicPr>
-                        <pic:blipFill>
-                          <a:blip r:embed="rId12"/>
-                          <a:stretch>
-                            <a:fillRect/>
-                          </a:stretch>
-                        </pic:blipFill>
-                        <pic:spPr>
-                          <a:xfrm>
-                            <a:off x="0" y="0"/>
-                            <a:ext cx="2887700" cy="2520000"/>
-                          </a:xfrm>
-                          <a:prstGeom prst="rect"/>
-                        </pic:spPr>
-                      </pic:pic>
-                    </a:graphicData>
-                  </a:graphic>
-                </wp:inline>
-              </w:drawing>
-            </w:r>
-          </w:p>
-          <w:p>
-            <w:pPr>
-              <w:jc w:val="both"/>
-              <w:rPr>
-                <w:rFonts w:ascii="Times New Roman" w:hAnsi="Times New Roman" w:cs="Times New Roman"/>
-                <w:lang w:val="tr-TR"/>
-              </w:rPr>
-            </w:pPr>
-            <w:r>
-              <w:rPr>
-                <w:rFonts w:ascii="Times New Roman" w:hAnsi="Times New Roman" w:cs="Times New Roman"/>
-                <w:lang w:val="tr-TR"/>
-              </w:rPr>
-              <w:t xml:space="preserve">Tarif: Sehpaya bağlı büret, altında beyaz zemin üzerinde erlenmayer; parçalar “büret”, “musluk”, “erlenmayer”, “sehpa ve kıskaç” olarak etiketlenmiş vektörel çizim.</w:t>
-            </w:r>
-          </w:p>
-          <w:p>
-            <w:pPr>
-              <w:jc w:val="both"/>
-              <w:rPr>
-                <w:rFonts w:ascii="Times New Roman" w:hAnsi="Times New Roman" w:cs="Times New Roman"/>
-                <w:lang w:val="tr-TR"/>
-              </w:rPr>
-            </w:pPr>
-            <w:r>
-              <w:rPr>
-                <w:rFonts w:ascii="Times New Roman" w:hAnsi="Times New Roman" w:cs="Times New Roman"/>
-                <w:lang w:val="tr-TR"/>
-              </w:rPr>
-              <w:t xml:space="preserve">Shutter ID: 1610704996 (vektör) — Titration labeled educational chemistry scheme</w:t>
-            </w:r>
-          </w:p>
-        </w:tc>
-      </w:tr>
-    </w:tbl>
+      </w:pPr>
+      <w:r>
+        <w:drawing>
+          <wp:inline xmlns:a="http://schemas.openxmlformats.org/drawingml/2006/main" xmlns:pic="http://schemas.openxmlformats.org/drawingml/2006/picture">
+            <wp:extent cx="2887700" cy="2520000"/>
+            <wp:docPr id="900012" name="Picture 900012"/>
+            <wp:cNvGraphicFramePr>
+              <a:graphicFrameLocks noChangeAspect="1"/>
+            </wp:cNvGraphicFramePr>
+            <a:graphic>
+              <a:graphicData uri="http://schemas.openxmlformats.org/drawingml/2006/picture">
+                <pic:pic>
+                  <pic:nvPicPr>
+                    <pic:cNvPr id="0" name="1610704996_d.jpg"/>
+                    <pic:cNvPicPr/>
+                  </pic:nvPicPr>
+                  <pic:blipFill>
+                    <a:blip r:embed="rId12"/>
+                    <a:stretch>
+                      <a:fillRect/>
+                    </a:stretch>
+                  </pic:blipFill>
+                  <pic:spPr>
+                    <a:xfrm>
+                      <a:off x="0" y="0"/>
+                      <a:ext cx="2887700" cy="2520000"/>
+                    </a:xfrm>
+                    <a:prstGeom prst="rect"/>
+                  </pic:spPr>
+                </pic:pic>
+              </a:graphicData>
+            </a:graphic>
+          </wp:inline>
+        </w:drawing>
+      </w:r>
+    </w:p>
     <w:p>
       <w:pPr>
-        <w:jc w:val="both"/>
-        <w:rPr>
-          <w:rFonts w:ascii="Times New Roman" w:hAnsi="Times New Roman" w:cs="Times New Roman"/>
-          <w:lang w:val="tr-TR"/>
-        </w:rPr>
-      </w:pPr>
+        <w:jc w:val="center"/>
+      </w:pPr>
+      <w:r>
+        <w:rPr>
+          <w:rFonts w:ascii="Times New Roman" w:hAnsi="Times New Roman" w:cs="Times New Roman"/>
+          <w:b/>
+          <w:bCs/>
+          <w:highlight w:val="yellow"/>
+          <w:lang w:val="tr-TR"/>
+        </w:rPr>
+        <w:t xml:space="preserve">Shutter id: 1610704996</w:t>
+      </w:r>
     </w:p>
     <w:p>
       <w:pPr>

--- a/Kim11-2-11-Titrasyon.docx
+++ b/Kim11-2-11-Titrasyon.docx
@@ -146,77 +146,60 @@
           <w:tcPr>
             <w:tcW w:w="4500" w:type="dxa"/>
           </w:tcPr>
-          <w:tbl>
-            <w:tblPr>
-              <w:tblW w:w="4300" w:type="dxa"/>
+          <w:p>
+            <w:pPr>
               <w:jc w:val="center"/>
-              <w:tblBorders>
-                <w:top w:val="single" w:sz="8" w:space="0" w:color="7F7F7F"/>
-                <w:left w:val="single" w:sz="8" w:space="0" w:color="7F7F7F"/>
-                <w:bottom w:val="single" w:sz="8" w:space="0" w:color="7F7F7F"/>
-                <w:right w:val="single" w:sz="8" w:space="0" w:color="7F7F7F"/>
-              </w:tblBorders>
-            </w:tblPr>
-            <w:tblGrid>
-              <w:gridCol w:w="4300"/>
-            </w:tblGrid>
-            <w:tr>
-              <w:tc>
-                <w:tcPr>
-                  <w:tcW w:w="4300" w:type="dxa"/>
-                  <w:shd w:val="clear" w:color="auto" w:fill="EDEDED"/>
-                </w:tcPr>
-                <w:p>
-                  <w:pPr>
-                    <w:jc w:val="both"/>
-                    <w:rPr>
-                      <w:rFonts w:ascii="Times New Roman" w:hAnsi="Times New Roman" w:cs="Times New Roman"/>
-                      <w:lang w:val="tr-TR"/>
-                    </w:rPr>
-                  </w:pPr>
-                  <w:r>
-                    <w:rPr>
-                      <w:rFonts w:ascii="Times New Roman" w:hAnsi="Times New Roman" w:cs="Times New Roman"/>
-                      <w:lang w:val="tr-TR"/>
-                    </w:rPr>
-                    <w:t xml:space="preserve">GÖRSEL ALANI (Shutterstock)</w:t>
-                  </w:r>
-                </w:p>
-                <w:p>
-                  <w:pPr>
-                    <w:jc w:val="both"/>
-                    <w:rPr>
-                      <w:rFonts w:ascii="Times New Roman" w:hAnsi="Times New Roman" w:cs="Times New Roman"/>
-                      <w:lang w:val="tr-TR"/>
-                    </w:rPr>
-                  </w:pPr>
-                  <w:r>
-                    <w:rPr>
-                      <w:rFonts w:ascii="Times New Roman" w:hAnsi="Times New Roman" w:cs="Times New Roman"/>
-                      <w:lang w:val="tr-TR"/>
-                    </w:rPr>
-                    <w:t xml:space="preserve">Tarif: Bürete bağlı musluktan erlenmayerdeki çözeltiye damla damla sıvı eklenirken çözeltinin açık pembe renge döndüğü an; önlük ve eldivenli eller.</w:t>
-                  </w:r>
-                </w:p>
-                <w:p>
-                  <w:pPr>
-                    <w:jc w:val="both"/>
-                    <w:rPr>
-                      <w:rFonts w:ascii="Times New Roman" w:hAnsi="Times New Roman" w:cs="Times New Roman"/>
-                      <w:lang w:val="tr-TR"/>
-                    </w:rPr>
-                  </w:pPr>
-                  <w:r>
-                    <w:rPr>
-                      <w:rFonts w:ascii="Times New Roman" w:hAnsi="Times New Roman" w:cs="Times New Roman"/>
-                      <w:lang w:val="tr-TR"/>
-                    </w:rPr>
-                    <w:t xml:space="preserve">Shutter ID: 663997309 (fotoğraf) — Acid-base titration, burette and Erlenmeyer flask with pink solution</w:t>
-                  </w:r>
-                </w:p>
-              </w:tc>
-            </w:tr>
-          </w:tbl>
+            </w:pPr>
+            <w:r>
+              <w:drawing>
+                <wp:inline xmlns:a="http://schemas.openxmlformats.org/drawingml/2006/main" xmlns:pic="http://schemas.openxmlformats.org/drawingml/2006/picture">
+                  <wp:extent cx="1588950" cy="1980000"/>
+                  <wp:docPr id="900013" name="Picture 900013"/>
+                  <wp:cNvGraphicFramePr>
+                    <a:graphicFrameLocks noChangeAspect="1"/>
+                  </wp:cNvGraphicFramePr>
+                  <a:graphic>
+                    <a:graphicData uri="http://schemas.openxmlformats.org/drawingml/2006/picture">
+                      <pic:pic>
+                        <pic:nvPicPr>
+                          <pic:cNvPr id="0" name="663997309_d.jpg"/>
+                          <pic:cNvPicPr/>
+                        </pic:nvPicPr>
+                        <pic:blipFill>
+                          <a:blip r:embed="rId13"/>
+                          <a:stretch>
+                            <a:fillRect/>
+                          </a:stretch>
+                        </pic:blipFill>
+                        <pic:spPr>
+                          <a:xfrm>
+                            <a:off x="0" y="0"/>
+                            <a:ext cx="1588950" cy="1980000"/>
+                          </a:xfrm>
+                          <a:prstGeom prst="rect"/>
+                        </pic:spPr>
+                      </pic:pic>
+                    </a:graphicData>
+                  </a:graphic>
+                </wp:inline>
+              </w:drawing>
+            </w:r>
+          </w:p>
+          <w:p>
+            <w:pPr>
+              <w:jc w:val="center"/>
+            </w:pPr>
+            <w:r>
+              <w:rPr>
+                <w:rFonts w:ascii="Times New Roman" w:hAnsi="Times New Roman" w:cs="Times New Roman"/>
+                <w:b/>
+                <w:bCs/>
+                <w:highlight w:val="yellow"/>
+                <w:lang w:val="tr-TR"/>
+              </w:rPr>
+              <w:t xml:space="preserve">Shutter id: 663997309</w:t>
+            </w:r>
+          </w:p>
           <w:p>
             <w:pPr>
               <w:jc w:val="center"/>

--- a/Kim11-2-11-Titrasyon.docx
+++ b/Kim11-2-11-Titrasyon.docx
@@ -3338,7 +3338,7 @@
           <w:bCs/>
           <w:lang w:val="tr-TR"/>
         </w:rPr>
-        <w:t xml:space="preserve">Bilgi Köşesi 2.3.</w:t>
+        <w:t xml:space="preserve">Bilgi Köşesi 2.2.</w:t>
       </w:r>
     </w:p>
     <w:p>

--- a/Kim11-2-11-Titrasyon.docx
+++ b/Kim11-2-11-Titrasyon.docx
@@ -2232,8 +2232,164 @@
           <w:rFonts w:ascii="Times New Roman" w:hAnsi="Times New Roman" w:cs="Times New Roman"/>
           <w:lang w:val="tr-TR"/>
         </w:rPr>
-        <w:t>Analiz ve Keşif Atölyesi 2.11.’de derişimi bilinen bir baz çözeltisinden yararlanarak derişimi bilinmeyen bir asit çözeltisinin derişimini belirlediniz. Derişimi bilinen bir çözelti yardımıyla derişimi bilinmeyen bir çözeltinin derişimini belirlemeye yarayan analiz yöntemine titrasyon denir. Titrasyonda kullanılan ve derişimi tam olarak bilinen çözeltiye standart çözelti denir. Standart çözelti bir bürete konur ve derişimi bilinmeyen çözeltinin belirli bir hacmini içeren erlenmayere damla damla eklenir; bu sırada iki çözeltideki maddeler arasında bir kimyasal tepkime gerçekleşir. Büret, alt ucunda musluk bulunan ve üzerinde 0,1 mL’lik bölmeler yer alan dereceli bir cam borudur; eklenen çözeltinin hacminin duyarlı biçimde ölçülmesini sağlar. Titrasyonlar, gerçekleşen tepkimenin türüne göre asit-baz, çöktürme ve redoks (indirgenme-yükseltgenme) titrasyonları olarak sınıflandırılır. Derişimi bilinmeyen kuvvetli asit ya da kuvvetli baz çözeltisinin derişimini kuvvetli bir baz ya da kuvvetli bir asit kullanarak belirlemek için yapılan titrasyona kuvvetli asit-kuvvetli baz titrasyonu denir.</w:t>
-      </w:r>
+        <w:t>Analiz ve Keşif Atölyesi 2.11.’de derişimi bilinen bir baz çözeltisinden yararlanarak derişimi bilinmeyen bir asit çözeltisinin derişimini belirlediniz. Derişimi bilinen bir çözelti yardımıyla derişimi bilinmeyen bir çözeltinin derişimini belirlemeye yarayan analiz yöntemine titrasyon denir. Titrasyonda kullanılan ve derişimi tam olarak bilinen çözeltiye standart çözelti denir. Standart çözelti bir bürete konur ve derişimi bilinmeyen çözeltinin belirli bir hacmini içeren erlenmayere damla damla eklenir (Görsel C); bu sırada iki çözeltideki maddeler arasında bir kimyasal tepkime gerçekleşir. Büret, alt ucunda musluk bulunan ve üzerinde 0,1 mL’lik bölmeler yer alan dereceli bir cam borudur (Görsel D); eklenen çözeltinin hacminin duyarlı biçimde ölçülmesini sağlar. Titrasyonlar, gerçekleşen tepkimenin türüne göre asit-baz, çöktürme ve redoks (indirgenme-yükseltgenme) titrasyonları olarak sınıflandırılır. Derişimi bilinmeyen kuvvetli asit ya da kuvvetli baz çözeltisinin derişimini kuvvetli bir baz ya da kuvvetli bir asit kullanarak belirlemek için yapılan titrasyona kuvvetli asit-kuvvetli baz titrasyonu denir.</w:t>
+      </w:r>
+    </w:p>
+    <w:tbl>
+      <w:tblPr>
+        <w:tblW w:w="9000" w:type="dxa"/>
+        <w:jc w:val="center"/>
+        <w:tblBorders>
+          <w:top w:val="nil"/>
+          <w:left w:val="nil"/>
+          <w:bottom w:val="nil"/>
+          <w:right w:val="nil"/>
+          <w:insideH w:val="nil"/>
+          <w:insideV w:val="nil"/>
+        </w:tblBorders>
+        <w:tblLayout w:type="fixed"/>
+      </w:tblPr>
+      <w:tblGrid>
+        <w:gridCol w:w="4500"/>
+        <w:gridCol w:w="4500"/>
+      </w:tblGrid>
+      <w:tr>
+        <w:tc>
+          <w:tcPr>
+            <w:tcW w:w="4500" w:type="dxa"/>
+          </w:tcPr>
+          <w:p>
+            <w:pPr>
+              <w:jc w:val="center"/>
+            </w:pPr>
+            <w:r>
+              <w:drawing>
+                <wp:inline xmlns:a="http://schemas.openxmlformats.org/drawingml/2006/main" xmlns:pic="http://schemas.openxmlformats.org/drawingml/2006/picture">
+                  <wp:extent cx="2628000" cy="3454204"/>
+                  <wp:docPr id="900014" name="Picture 900014"/>
+                  <wp:cNvGraphicFramePr>
+                    <a:graphicFrameLocks noChangeAspect="1"/>
+                  </wp:cNvGraphicFramePr>
+                  <a:graphic>
+                    <a:graphicData uri="http://schemas.openxmlformats.org/drawingml/2006/picture">
+                      <pic:pic>
+                        <pic:nvPicPr>
+                          <pic:cNvPr id="0" name="k11_211_duzenek.png"/>
+                          <pic:cNvPicPr/>
+                        </pic:nvPicPr>
+                        <pic:blipFill>
+                          <a:blip r:embed="rId15"/>
+                          <a:stretch>
+                            <a:fillRect/>
+                          </a:stretch>
+                        </pic:blipFill>
+                        <pic:spPr>
+                          <a:xfrm>
+                            <a:off x="0" y="0"/>
+                            <a:ext cx="2628000" cy="3454204"/>
+                          </a:xfrm>
+                          <a:prstGeom prst="rect"/>
+                        </pic:spPr>
+                      </pic:pic>
+                    </a:graphicData>
+                  </a:graphic>
+                </wp:inline>
+              </w:drawing>
+            </w:r>
+          </w:p>
+          <w:p>
+            <w:pPr>
+              <w:jc w:val="center"/>
+            </w:pPr>
+            <w:r>
+              <w:rPr>
+                <w:rFonts w:ascii="Times New Roman" w:hAnsi="Times New Roman" w:cs="Times New Roman"/>
+                <w:b/>
+                <w:bCs/>
+                <w:lang w:val="tr-TR"/>
+              </w:rPr>
+              <w:t xml:space="preserve">Görsel C:</w:t>
+            </w:r>
+            <w:r>
+              <w:rPr>
+                <w:rFonts w:ascii="Times New Roman" w:hAnsi="Times New Roman" w:cs="Times New Roman"/>
+                <w:lang w:val="tr-TR"/>
+              </w:rPr>
+              <w:t xml:space="preserve"> Titrasyon düzeneği</w:t>
+            </w:r>
+          </w:p>
+        </w:tc>
+        <w:tc>
+          <w:tcPr>
+            <w:tcW w:w="4500" w:type="dxa"/>
+          </w:tcPr>
+          <w:p>
+            <w:pPr>
+              <w:jc w:val="center"/>
+            </w:pPr>
+            <w:r>
+              <w:drawing>
+                <wp:inline xmlns:a="http://schemas.openxmlformats.org/drawingml/2006/main" xmlns:pic="http://schemas.openxmlformats.org/drawingml/2006/picture">
+                  <wp:extent cx="2628000" cy="3454204"/>
+                  <wp:docPr id="900015" name="Picture 900015"/>
+                  <wp:cNvGraphicFramePr>
+                    <a:graphicFrameLocks noChangeAspect="1"/>
+                  </wp:cNvGraphicFramePr>
+                  <a:graphic>
+                    <a:graphicData uri="http://schemas.openxmlformats.org/drawingml/2006/picture">
+                      <pic:pic>
+                        <pic:nvPicPr>
+                          <pic:cNvPr id="0" name="k11_211_buret_okuma.png"/>
+                          <pic:cNvPicPr/>
+                        </pic:nvPicPr>
+                        <pic:blipFill>
+                          <a:blip r:embed="rId16"/>
+                          <a:stretch>
+                            <a:fillRect/>
+                          </a:stretch>
+                        </pic:blipFill>
+                        <pic:spPr>
+                          <a:xfrm>
+                            <a:off x="0" y="0"/>
+                            <a:ext cx="2628000" cy="3454204"/>
+                          </a:xfrm>
+                          <a:prstGeom prst="rect"/>
+                        </pic:spPr>
+                      </pic:pic>
+                    </a:graphicData>
+                  </a:graphic>
+                </wp:inline>
+              </w:drawing>
+            </w:r>
+          </w:p>
+          <w:p>
+            <w:pPr>
+              <w:jc w:val="center"/>
+            </w:pPr>
+            <w:r>
+              <w:rPr>
+                <w:rFonts w:ascii="Times New Roman" w:hAnsi="Times New Roman" w:cs="Times New Roman"/>
+                <w:b/>
+                <w:bCs/>
+                <w:lang w:val="tr-TR"/>
+              </w:rPr>
+              <w:t xml:space="preserve">Görsel D:</w:t>
+            </w:r>
+            <w:r>
+              <w:rPr>
+                <w:rFonts w:ascii="Times New Roman" w:hAnsi="Times New Roman" w:cs="Times New Roman"/>
+                <w:lang w:val="tr-TR"/>
+              </w:rPr>
+              <w:t xml:space="preserve"> Büretteki hacmin okunması</w:t>
+            </w:r>
+          </w:p>
+        </w:tc>
+      </w:tr>
+    </w:tbl>
+    <w:p>
+      <w:pPr>
+        <w:jc w:val="center"/>
+      </w:pPr>
     </w:p>
     <w:p>
       <w:pPr>

--- a/Kim11-2-11-Titrasyon.docx
+++ b/Kim11-2-11-Titrasyon.docx
@@ -879,7 +879,6 @@
       <w:r>
         <w:rPr>
           <w:rFonts w:ascii="Times New Roman" w:hAnsi="Times New Roman" w:cs="Times New Roman"/>
-          <w:b w:val="0"/>
           <w:highlight w:val="yellow"/>
           <w:lang w:val="tr-TR"/>
         </w:rPr>
@@ -1369,6 +1368,7 @@
           <w:rFonts w:ascii="Times New Roman" w:hAnsi="Times New Roman" w:cs="Times New Roman"/>
           <w:lang w:val="tr-TR"/>
         </w:rPr>
+        <w:lastRenderedPageBreak/>
         <w:t>Planladığınız deneyi grubunuzla uygulayınız. Her denemede büretteki ilk ve son hacimleri göz hizasından okuyarak yukarıdaki tabloya kaydediniz. Deney boyunca üstlendiğiniz görevde etkin rol alınız; denemeler arasında beklemediğiniz bir fark ortaya çıkarsa nedenini merakla sorgulayınız.</w:t>
       </w:r>
     </w:p>
@@ -1385,7 +1385,6 @@
           <w:rFonts w:ascii="Times New Roman" w:hAnsi="Times New Roman" w:cs="Times New Roman"/>
           <w:lang w:val="tr-TR"/>
         </w:rPr>
-        <w:lastRenderedPageBreak/>
         <w:t>Okulunuzda laboratuvar imkânı yoksa aşağıdaki örnek deney verilerini kullanabilirsiniz.</w:t>
       </w:r>
     </w:p>
@@ -1874,6 +1873,7 @@
           <w:noProof/>
           <w:lang w:val="tr-TR"/>
         </w:rPr>
+        <w:lastRenderedPageBreak/>
         <mc:AlternateContent>
           <mc:Choice Requires="wps">
             <w:drawing>
@@ -2002,7 +2002,6 @@
           <w:rFonts w:ascii="Times New Roman" w:hAnsi="Times New Roman" w:cs="Times New Roman"/>
           <w:lang w:val="tr-TR"/>
         </w:rPr>
-        <w:lastRenderedPageBreak/>
         <w:t>Karekodda verilen “Öz Değerlendirme Formu” ile başlangıçta hedeflediğiniz noktaya ulaşma durumunuzu, bu süreci kolaylaştıran davranışlarınızı ve neleri daha farklı yapabileceğinizi değerlendiriniz.</w:t>
       </w:r>
     </w:p>
@@ -2248,12 +2247,16 @@
           <w:insideV w:val="nil"/>
         </w:tblBorders>
         <w:tblLayout w:type="fixed"/>
+        <w:tblLook w:val="04A0" w:firstRow="1" w:lastRow="0" w:firstColumn="1" w:lastColumn="0" w:noHBand="0" w:noVBand="1"/>
       </w:tblPr>
       <w:tblGrid>
         <w:gridCol w:w="4500"/>
         <w:gridCol w:w="4500"/>
       </w:tblGrid>
       <w:tr>
+        <w:trPr>
+          <w:jc w:val="center"/>
+        </w:trPr>
         <w:tc>
           <w:tcPr>
             <w:tcW w:w="4500" w:type="dxa"/>
@@ -2263,22 +2266,27 @@
               <w:jc w:val="center"/>
             </w:pPr>
             <w:r>
+              <w:rPr>
+                <w:noProof/>
+              </w:rPr>
+              <w:lastRenderedPageBreak/>
               <w:drawing>
-                <wp:inline xmlns:a="http://schemas.openxmlformats.org/drawingml/2006/main" xmlns:pic="http://schemas.openxmlformats.org/drawingml/2006/picture">
+                <wp:inline distT="0" distB="0" distL="0" distR="0" wp14:anchorId="52E7EB36" wp14:editId="26375BEC">
                   <wp:extent cx="2628000" cy="3454204"/>
+                  <wp:effectExtent l="0" t="0" r="0" b="0"/>
                   <wp:docPr id="900014" name="Picture 900014"/>
                   <wp:cNvGraphicFramePr>
-                    <a:graphicFrameLocks noChangeAspect="1"/>
+                    <a:graphicFrameLocks xmlns:a="http://schemas.openxmlformats.org/drawingml/2006/main" noChangeAspect="1"/>
                   </wp:cNvGraphicFramePr>
-                  <a:graphic>
+                  <a:graphic xmlns:a="http://schemas.openxmlformats.org/drawingml/2006/main">
                     <a:graphicData uri="http://schemas.openxmlformats.org/drawingml/2006/picture">
-                      <pic:pic>
+                      <pic:pic xmlns:pic="http://schemas.openxmlformats.org/drawingml/2006/picture">
                         <pic:nvPicPr>
                           <pic:cNvPr id="0" name="k11_211_duzenek.png"/>
                           <pic:cNvPicPr/>
                         </pic:nvPicPr>
                         <pic:blipFill>
-                          <a:blip r:embed="rId15"/>
+                          <a:blip r:embed="rId10"/>
                           <a:stretch>
                             <a:fillRect/>
                           </a:stretch>
@@ -2288,7 +2296,9 @@
                             <a:off x="0" y="0"/>
                             <a:ext cx="2628000" cy="3454204"/>
                           </a:xfrm>
-                          <a:prstGeom prst="rect"/>
+                          <a:prstGeom prst="rect">
+                            <a:avLst/>
+                          </a:prstGeom>
                         </pic:spPr>
                       </pic:pic>
                     </a:graphicData>
@@ -2308,7 +2318,7 @@
                 <w:bCs/>
                 <w:lang w:val="tr-TR"/>
               </w:rPr>
-              <w:t xml:space="preserve">Görsel C:</w:t>
+              <w:t>Görsel C:</w:t>
             </w:r>
             <w:r>
               <w:rPr>
@@ -2328,22 +2338,26 @@
               <w:jc w:val="center"/>
             </w:pPr>
             <w:r>
+              <w:rPr>
+                <w:noProof/>
+              </w:rPr>
               <w:drawing>
-                <wp:inline xmlns:a="http://schemas.openxmlformats.org/drawingml/2006/main" xmlns:pic="http://schemas.openxmlformats.org/drawingml/2006/picture">
+                <wp:inline distT="0" distB="0" distL="0" distR="0" wp14:anchorId="34CE3664" wp14:editId="66096302">
                   <wp:extent cx="2628000" cy="3454204"/>
+                  <wp:effectExtent l="0" t="0" r="0" b="0"/>
                   <wp:docPr id="900015" name="Picture 900015"/>
                   <wp:cNvGraphicFramePr>
-                    <a:graphicFrameLocks noChangeAspect="1"/>
+                    <a:graphicFrameLocks xmlns:a="http://schemas.openxmlformats.org/drawingml/2006/main" noChangeAspect="1"/>
                   </wp:cNvGraphicFramePr>
-                  <a:graphic>
+                  <a:graphic xmlns:a="http://schemas.openxmlformats.org/drawingml/2006/main">
                     <a:graphicData uri="http://schemas.openxmlformats.org/drawingml/2006/picture">
-                      <pic:pic>
+                      <pic:pic xmlns:pic="http://schemas.openxmlformats.org/drawingml/2006/picture">
                         <pic:nvPicPr>
                           <pic:cNvPr id="0" name="k11_211_buret_okuma.png"/>
                           <pic:cNvPicPr/>
                         </pic:nvPicPr>
                         <pic:blipFill>
-                          <a:blip r:embed="rId16"/>
+                          <a:blip r:embed="rId11"/>
                           <a:stretch>
                             <a:fillRect/>
                           </a:stretch>
@@ -2353,7 +2367,9 @@
                             <a:off x="0" y="0"/>
                             <a:ext cx="2628000" cy="3454204"/>
                           </a:xfrm>
-                          <a:prstGeom prst="rect"/>
+                          <a:prstGeom prst="rect">
+                            <a:avLst/>
+                          </a:prstGeom>
                         </pic:spPr>
                       </pic:pic>
                     </a:graphicData>
@@ -2373,7 +2389,7 @@
                 <w:bCs/>
                 <w:lang w:val="tr-TR"/>
               </w:rPr>
-              <w:t xml:space="preserve">Görsel D:</w:t>
+              <w:t>Görsel D:</w:t>
             </w:r>
             <w:r>
               <w:rPr>
@@ -2480,7 +2496,7 @@
           <w:rFonts w:ascii="Times New Roman" w:hAnsi="Times New Roman" w:cs="Times New Roman"/>
           <w:lang w:val="tr-TR"/>
         </w:rPr>
-        <w:t xml:space="preserve">Titrasyon boyunca çözeltinin pH’ının eklenen standart çözelti hacmine göre değişimini gösteren grafiğe titrasyon eğrisi denir. Grafik A’da 25,0 mL 0,100 M HCl çözeltisinin 0,100 M NaOH çözeltisi ile titrasyonuna ait titrasyon eğrisi verilmiştir. Başlangıçta pH değeri yavaş artar. Eş değerlik noktasına yaklaşıldığında tek bir damla bazın eklenmesi pH’ı birkaç birim değiştirir ve eğri neredeyse dikey hâle gelir. Örneğin eklenen NaOH hacmi 24,9 mL iken pH yaklaşık 3,7; 25,1 mL iken yaklaşık 10,3’tür. Bu dik bölge fenolftaleinin (pH 8,2-10,0) ve metil oranjın (pH 3,1-4,4) </w:t>
+        <w:t xml:space="preserve">Titrasyon boyunca çözeltinin pH’ının eklenen standart çözelti hacmine göre değişimini gösteren grafiğe titrasyon eğrisi denir. Grafik A’da 25,0 mL 0,100 M HCl çözeltisinin 0,100 M NaOH çözeltisi ile titrasyonuna ait titrasyon eğrisi verilmiştir. Başlangıçta pH değeri yavaş artar. Eş değerlik noktasına yaklaşıldığında tek bir damla bazın eklenmesi pH’ı birkaç birim değiştirir ve eğri neredeyse dikey hâle gelir. Örneğin eklenen NaOH hacmi 24,9 mL iken pH yaklaşık 3,7; 25,1 mL iken yaklaşık 10,3’tür. Bu dik bölge fenolftaleinin (pH 8,2-10,0) ve metil oranjın (pH 3,1-4,4) renk değiştirme aralıklarını kapsadığı için her iki indikatör de kuvvetli asit-kuvvetli baz titrasyonlarında kullanılabilir; iki indikatörle belirlenen dönüm noktası hacimleri arasındaki fark ihmal edilecek kadar küçüktür. Renk değiştirme aralığı eş değerlik noktasını içine alan bromtimol </w:t>
       </w:r>
       <w:r>
         <w:rPr>
@@ -2488,7 +2504,7 @@
           <w:lang w:val="tr-TR"/>
         </w:rPr>
         <w:lastRenderedPageBreak/>
-        <w:t>renk değiştirme aralıklarını kapsadığı için her iki indikatör de kuvvetli asit-kuvvetli baz titrasyonlarında kullanılabilir; iki indikatörle belirlenen dönüm noktası hacimleri arasındaki fark ihmal edilecek kadar küçüktür. Renk değiştirme aralığı eş değerlik noktasını içine alan bromtimol mavisi (pH 6,0-7,6) de uygun bir seçimdir. Genel olarak indikatör, renk değiştirme aralığı titrasyon eğrisinin dik bölgesine düşecek şekilde seçilir.</w:t>
+        <w:t>mavisi (pH 6,0-7,6) de uygun bir seçimdir. Genel olarak indikatör, renk değiştirme aralığı titrasyon eğrisinin dik bölgesine düşecek şekilde seçilir.</w:t>
       </w:r>
     </w:p>
     <w:p>
@@ -2519,7 +2535,7 @@
                     <pic:cNvPicPr/>
                   </pic:nvPicPr>
                   <pic:blipFill>
-                    <a:blip r:embed="rId10"/>
+                    <a:blip r:embed="rId12"/>
                     <a:stretch>
                       <a:fillRect/>
                     </a:stretch>
@@ -2589,7 +2605,23 @@
           <w:highlight w:val="yellow"/>
           <w:lang w:val="tr-TR"/>
         </w:rPr>
-        <w:t>Grafik hesaplanan değerlerle taslak olarak çizilmiştir; yayınevi tarafından vektörel olarak yeniden çizilebilir.</w:t>
+        <w:t xml:space="preserve">Grafik hesaplanan değerlerle taslak olarak çizilmiştir; </w:t>
+      </w:r>
+      <w:r>
+        <w:rPr>
+          <w:rFonts w:ascii="Times New Roman" w:hAnsi="Times New Roman" w:cs="Times New Roman"/>
+          <w:highlight w:val="yellow"/>
+          <w:lang w:val="tr-TR"/>
+        </w:rPr>
+        <w:t>dizgi</w:t>
+      </w:r>
+      <w:r>
+        <w:rPr>
+          <w:rFonts w:ascii="Times New Roman" w:hAnsi="Times New Roman" w:cs="Times New Roman"/>
+          <w:highlight w:val="yellow"/>
+          <w:lang w:val="tr-TR"/>
+        </w:rPr>
+        <w:t xml:space="preserve"> tarafından vektörel olarak yeniden çizilebilir.</w:t>
       </w:r>
     </w:p>
     <w:p>
@@ -2999,7 +3031,6 @@
           <w:bCs/>
           <w:lang w:val="tr-TR"/>
         </w:rPr>
-        <w:lastRenderedPageBreak/>
         <w:t>Örnek-Çözüm Atölyesi 2.20.</w:t>
       </w:r>
     </w:p>
@@ -3034,6 +3065,7 @@
           <w:bCs/>
           <w:lang w:val="tr-TR"/>
         </w:rPr>
+        <w:lastRenderedPageBreak/>
         <w:t>Çözüm:</w:t>
       </w:r>
     </w:p>
@@ -3606,6 +3638,169 @@
         <w:t>Titrasyon yöntemi yalnızca okul laboratuvarlarında değil, günlük hayatı doğrudan ilgilendiren pek çok alanda kullanılır. Gıda sanayisinde meyve sularının ve sirkenin asitliği, süt endüstrisinde sütün tazeliğini gösteren asitlik derecesi titrasyonla belirlenir. Su arıtma tesislerinde suyun sertliği ve alkaliliği, ilaç sanayisinde ise etken madde miktarı titrasyon yöntemleriyle kontrol edilir. Günümüzde birçok laboratuvarda pH metre ile çalışan otomatik titratörler kullanılmaktadır.</w:t>
       </w:r>
     </w:p>
+    <w:tbl>
+      <w:tblPr>
+        <w:tblW w:w="9000" w:type="dxa"/>
+        <w:jc w:val="center"/>
+        <w:tblBorders>
+          <w:top w:val="nil"/>
+          <w:left w:val="nil"/>
+          <w:bottom w:val="nil"/>
+          <w:right w:val="nil"/>
+          <w:insideH w:val="nil"/>
+          <w:insideV w:val="nil"/>
+        </w:tblBorders>
+        <w:tblLayout w:type="fixed"/>
+      </w:tblPr>
+      <w:tblGrid>
+        <w:gridCol w:w="4500"/>
+        <w:gridCol w:w="4500"/>
+      </w:tblGrid>
+      <w:tr>
+        <w:tc>
+          <w:tcPr>
+            <w:tcW w:w="4500" w:type="dxa"/>
+          </w:tcPr>
+          <w:p>
+            <w:pPr>
+              <w:jc w:val="center"/>
+            </w:pPr>
+            <w:r>
+              <w:drawing>
+                <wp:inline xmlns:a="http://schemas.openxmlformats.org/drawingml/2006/main" xmlns:pic="http://schemas.openxmlformats.org/drawingml/2006/picture">
+                  <wp:extent cx="2450090" cy="1799999"/>
+                  <wp:docPr id="900016" name="Picture 900016"/>
+                  <wp:cNvGraphicFramePr>
+                    <a:graphicFrameLocks noChangeAspect="1"/>
+                  </wp:cNvGraphicFramePr>
+                  <a:graphic>
+                    <a:graphicData uri="http://schemas.openxmlformats.org/drawingml/2006/picture">
+                      <pic:pic>
+                        <pic:nvPicPr>
+                          <pic:cNvPr id="0" name="2842124219_d.jpg"/>
+                          <pic:cNvPicPr/>
+                        </pic:nvPicPr>
+                        <pic:blipFill>
+                          <a:blip r:embed="rId17"/>
+                          <a:stretch>
+                            <a:fillRect/>
+                          </a:stretch>
+                        </pic:blipFill>
+                        <pic:spPr>
+                          <a:xfrm>
+                            <a:off x="0" y="0"/>
+                            <a:ext cx="2450090" cy="1799999"/>
+                          </a:xfrm>
+                          <a:prstGeom prst="rect"/>
+                        </pic:spPr>
+                      </pic:pic>
+                    </a:graphicData>
+                  </a:graphic>
+                </wp:inline>
+              </w:drawing>
+            </w:r>
+          </w:p>
+          <w:p>
+            <w:pPr>
+              <w:jc w:val="center"/>
+            </w:pPr>
+            <w:r>
+              <w:rPr>
+                <w:rFonts w:ascii="Times New Roman" w:hAnsi="Times New Roman" w:cs="Times New Roman"/>
+                <w:b/>
+                <w:bCs/>
+                <w:highlight w:val="yellow"/>
+                <w:lang w:val="tr-TR"/>
+              </w:rPr>
+              <w:t xml:space="preserve">Shutter id: 2842124219</w:t>
+            </w:r>
+          </w:p>
+          <w:p>
+            <w:pPr>
+              <w:jc w:val="center"/>
+            </w:pPr>
+            <w:r>
+              <w:rPr>
+                <w:rFonts w:ascii="Times New Roman" w:hAnsi="Times New Roman" w:cs="Times New Roman"/>
+                <w:lang w:val="tr-TR"/>
+              </w:rPr>
+              <w:t xml:space="preserve">Laboratuvarda kullanılan otomatik titratör</w:t>
+            </w:r>
+          </w:p>
+        </w:tc>
+        <w:tc>
+          <w:tcPr>
+            <w:tcW w:w="4500" w:type="dxa"/>
+          </w:tcPr>
+          <w:p>
+            <w:pPr>
+              <w:jc w:val="center"/>
+            </w:pPr>
+            <w:r>
+              <w:drawing>
+                <wp:inline xmlns:a="http://schemas.openxmlformats.org/drawingml/2006/main" xmlns:pic="http://schemas.openxmlformats.org/drawingml/2006/picture">
+                  <wp:extent cx="2588686" cy="1800000"/>
+                  <wp:docPr id="900017" name="Picture 900017"/>
+                  <wp:cNvGraphicFramePr>
+                    <a:graphicFrameLocks noChangeAspect="1"/>
+                  </wp:cNvGraphicFramePr>
+                  <a:graphic>
+                    <a:graphicData uri="http://schemas.openxmlformats.org/drawingml/2006/picture">
+                      <pic:pic>
+                        <pic:nvPicPr>
+                          <pic:cNvPr id="0" name="2843514723_d.jpg"/>
+                          <pic:cNvPicPr/>
+                        </pic:nvPicPr>
+                        <pic:blipFill>
+                          <a:blip r:embed="rId18"/>
+                          <a:stretch>
+                            <a:fillRect/>
+                          </a:stretch>
+                        </pic:blipFill>
+                        <pic:spPr>
+                          <a:xfrm>
+                            <a:off x="0" y="0"/>
+                            <a:ext cx="2588686" cy="1800000"/>
+                          </a:xfrm>
+                          <a:prstGeom prst="rect"/>
+                        </pic:spPr>
+                      </pic:pic>
+                    </a:graphicData>
+                  </a:graphic>
+                </wp:inline>
+              </w:drawing>
+            </w:r>
+          </w:p>
+          <w:p>
+            <w:pPr>
+              <w:jc w:val="center"/>
+            </w:pPr>
+            <w:r>
+              <w:rPr>
+                <w:rFonts w:ascii="Times New Roman" w:hAnsi="Times New Roman" w:cs="Times New Roman"/>
+                <w:b/>
+                <w:bCs/>
+                <w:highlight w:val="yellow"/>
+                <w:lang w:val="tr-TR"/>
+              </w:rPr>
+              <w:t xml:space="preserve">Shutter id: 2843514723</w:t>
+            </w:r>
+          </w:p>
+          <w:p>
+            <w:pPr>
+              <w:jc w:val="center"/>
+            </w:pPr>
+            <w:r>
+              <w:rPr>
+                <w:rFonts w:ascii="Times New Roman" w:hAnsi="Times New Roman" w:cs="Times New Roman"/>
+                <w:lang w:val="tr-TR"/>
+              </w:rPr>
+              <w:t xml:space="preserve">Süt örneklerinin kalite kontrolü</w:t>
+            </w:r>
+          </w:p>
+        </w:tc>
+      </w:tr>
+    </w:tbl>
     <w:p>
       <w:pPr>
         <w:pStyle w:val="ListParagraph"/>
@@ -3806,7 +4001,6 @@
           <w:rFonts w:ascii="Times New Roman" w:hAnsi="Times New Roman" w:cs="Times New Roman"/>
           <w:lang w:val="tr-TR"/>
         </w:rPr>
-        <w:lastRenderedPageBreak/>
         <w:t>25,0 mL NaOH çözeltisini titre etmek için 0,100 M H</w:t>
       </w:r>
       <w:r>
@@ -4387,7 +4581,6 @@
           <w:rFonts w:ascii="Times New Roman" w:hAnsi="Times New Roman" w:cs="Times New Roman"/>
           <w:lang w:val="tr-TR"/>
         </w:rPr>
-        <w:lastRenderedPageBreak/>
         <w:t>Petrucci, Herring, Madura, Bissonnette, General Chemistry (asit-baz titrasyonları bölümü)</w:t>
       </w:r>
     </w:p>
@@ -4407,6 +4600,7 @@
           <w:highlight w:val="yellow"/>
           <w:lang w:val="tr-TR"/>
         </w:rPr>
+        <w:lastRenderedPageBreak/>
         <w:t xml:space="preserve">NOT: </w:t>
       </w:r>
       <w:r>
@@ -4419,8 +4613,8 @@
       </w:r>
     </w:p>
     <w:sectPr>
-      <w:footerReference w:type="even" r:id="rId11"/>
-      <w:footerReference w:type="default" r:id="rId12"/>
+      <w:footerReference w:type="even" r:id="rId13"/>
+      <w:footerReference w:type="default" r:id="rId14"/>
       <w:pgSz w:w="12240" w:h="15840"/>
       <w:pgMar w:top="1440" w:right="1440" w:bottom="1440" w:left="1440" w:header="708" w:footer="708" w:gutter="0"/>
       <w:cols w:space="708"/>
